--- a/templates/plananual/ARTE 1° A 5/ARTE 2° - PROGRAMACIÓN CURRICULAR ANUAL .docx
+++ b/templates/plananual/ARTE 1° A 5/ARTE 2° - PROGRAMACIÓN CURRICULAR ANUAL .docx
@@ -9689,6 +9689,7 @@
                 <w:szCs w:val="20"/>
               </w:rPr>
             </w:pPr>
+            <w:bookmarkStart w:id="1" w:name="_Hlk227075175"/>
             <w:r>
               <w:rPr>
                 <w:rFonts w:ascii="Arial Nova Cond" w:hAnsi="Arial Nova Cond" w:cs="Times New Roman"/>
@@ -9965,7 +9966,6 @@
           <w:tcPr>
             <w:tcW w:w="875" w:type="dxa"/>
             <w:vMerge w:val="restart"/>
-            <w:shd w:val="clear" w:color="auto" w:fill="auto"/>
             <w:vAlign w:val="center"/>
           </w:tcPr>
           <w:p>
@@ -10076,7 +10076,6 @@
         <w:tc>
           <w:tcPr>
             <w:tcW w:w="6169" w:type="dxa"/>
-            <w:shd w:val="clear" w:color="auto" w:fill="auto"/>
             <w:vAlign w:val="center"/>
           </w:tcPr>
           <w:p>
@@ -10111,7 +10110,6 @@
         <w:tc>
           <w:tcPr>
             <w:tcW w:w="2015" w:type="dxa"/>
-            <w:shd w:val="clear" w:color="auto" w:fill="auto"/>
             <w:vAlign w:val="center"/>
           </w:tcPr>
           <w:p>
@@ -10148,7 +10146,7 @@
               <w:autoSpaceDE w:val="0"/>
               <w:autoSpaceDN w:val="0"/>
               <w:adjustRightInd w:val="0"/>
-              <w:jc w:val="center"/>
+              <w:jc w:val="both"/>
               <w:rPr>
                 <w:rFonts w:ascii="Arial Nova Cond" w:hAnsi="Arial Nova Cond" w:cs="Arial"/>
                 <w:color w:val="000000"/>
@@ -10170,7 +10168,6 @@
         <w:tc>
           <w:tcPr>
             <w:tcW w:w="1337" w:type="dxa"/>
-            <w:shd w:val="clear" w:color="auto" w:fill="auto"/>
             <w:vAlign w:val="center"/>
           </w:tcPr>
           <w:p>
@@ -10207,7 +10204,6 @@
           <w:tcPr>
             <w:tcW w:w="875" w:type="dxa"/>
             <w:vMerge/>
-            <w:shd w:val="clear" w:color="auto" w:fill="auto"/>
             <w:vAlign w:val="center"/>
           </w:tcPr>
           <w:p>
@@ -10299,7 +10295,6 @@
         <w:tc>
           <w:tcPr>
             <w:tcW w:w="6169" w:type="dxa"/>
-            <w:shd w:val="clear" w:color="auto" w:fill="auto"/>
             <w:vAlign w:val="center"/>
           </w:tcPr>
           <w:p>
@@ -10334,7 +10329,6 @@
         <w:tc>
           <w:tcPr>
             <w:tcW w:w="2015" w:type="dxa"/>
-            <w:shd w:val="clear" w:color="auto" w:fill="auto"/>
             <w:vAlign w:val="center"/>
           </w:tcPr>
           <w:p>
@@ -10371,7 +10365,7 @@
               <w:autoSpaceDE w:val="0"/>
               <w:autoSpaceDN w:val="0"/>
               <w:adjustRightInd w:val="0"/>
-              <w:jc w:val="center"/>
+              <w:jc w:val="both"/>
               <w:rPr>
                 <w:rFonts w:ascii="Arial Nova Cond" w:hAnsi="Arial Nova Cond" w:cs="Arial"/>
                 <w:color w:val="000000"/>
@@ -10393,7 +10387,6 @@
         <w:tc>
           <w:tcPr>
             <w:tcW w:w="1337" w:type="dxa"/>
-            <w:shd w:val="clear" w:color="auto" w:fill="auto"/>
             <w:vAlign w:val="center"/>
           </w:tcPr>
           <w:p>
@@ -10430,7 +10423,6 @@
           <w:tcPr>
             <w:tcW w:w="875" w:type="dxa"/>
             <w:vMerge/>
-            <w:shd w:val="clear" w:color="auto" w:fill="auto"/>
             <w:vAlign w:val="center"/>
           </w:tcPr>
           <w:p>
@@ -10522,7 +10514,6 @@
         <w:tc>
           <w:tcPr>
             <w:tcW w:w="6169" w:type="dxa"/>
-            <w:shd w:val="clear" w:color="auto" w:fill="auto"/>
             <w:vAlign w:val="center"/>
           </w:tcPr>
           <w:p>
@@ -10557,7 +10548,6 @@
         <w:tc>
           <w:tcPr>
             <w:tcW w:w="2015" w:type="dxa"/>
-            <w:shd w:val="clear" w:color="auto" w:fill="auto"/>
             <w:vAlign w:val="center"/>
           </w:tcPr>
           <w:p>
@@ -10594,7 +10584,7 @@
               <w:autoSpaceDE w:val="0"/>
               <w:autoSpaceDN w:val="0"/>
               <w:adjustRightInd w:val="0"/>
-              <w:jc w:val="center"/>
+              <w:jc w:val="both"/>
               <w:rPr>
                 <w:rFonts w:ascii="Arial Nova Cond" w:hAnsi="Arial Nova Cond" w:cs="Arial"/>
                 <w:color w:val="000000"/>
@@ -10616,7 +10606,6 @@
         <w:tc>
           <w:tcPr>
             <w:tcW w:w="1337" w:type="dxa"/>
-            <w:shd w:val="clear" w:color="auto" w:fill="auto"/>
             <w:vAlign w:val="center"/>
           </w:tcPr>
           <w:p>
@@ -10653,7 +10642,6 @@
           <w:tcPr>
             <w:tcW w:w="875" w:type="dxa"/>
             <w:vMerge w:val="restart"/>
-            <w:shd w:val="clear" w:color="auto" w:fill="auto"/>
             <w:vAlign w:val="center"/>
           </w:tcPr>
           <w:p>
@@ -10756,7 +10744,6 @@
         <w:tc>
           <w:tcPr>
             <w:tcW w:w="6169" w:type="dxa"/>
-            <w:shd w:val="clear" w:color="auto" w:fill="auto"/>
             <w:vAlign w:val="center"/>
           </w:tcPr>
           <w:p>
@@ -10792,7 +10779,6 @@
         <w:tc>
           <w:tcPr>
             <w:tcW w:w="2015" w:type="dxa"/>
-            <w:shd w:val="clear" w:color="auto" w:fill="auto"/>
             <w:vAlign w:val="center"/>
           </w:tcPr>
           <w:p>
@@ -10829,7 +10815,7 @@
               <w:autoSpaceDE w:val="0"/>
               <w:autoSpaceDN w:val="0"/>
               <w:adjustRightInd w:val="0"/>
-              <w:jc w:val="center"/>
+              <w:jc w:val="both"/>
               <w:rPr>
                 <w:rFonts w:ascii="Arial Nova Cond" w:hAnsi="Arial Nova Cond" w:cs="Arial"/>
                 <w:color w:val="000000"/>
@@ -10851,7 +10837,6 @@
         <w:tc>
           <w:tcPr>
             <w:tcW w:w="1337" w:type="dxa"/>
-            <w:shd w:val="clear" w:color="auto" w:fill="auto"/>
             <w:vAlign w:val="center"/>
           </w:tcPr>
           <w:p>
@@ -10888,7 +10873,6 @@
           <w:tcPr>
             <w:tcW w:w="875" w:type="dxa"/>
             <w:vMerge/>
-            <w:shd w:val="clear" w:color="auto" w:fill="auto"/>
             <w:vAlign w:val="center"/>
           </w:tcPr>
           <w:p>
@@ -10980,7 +10964,6 @@
         <w:tc>
           <w:tcPr>
             <w:tcW w:w="6169" w:type="dxa"/>
-            <w:shd w:val="clear" w:color="auto" w:fill="auto"/>
             <w:vAlign w:val="center"/>
           </w:tcPr>
           <w:p>
@@ -11016,7 +10999,6 @@
         <w:tc>
           <w:tcPr>
             <w:tcW w:w="2015" w:type="dxa"/>
-            <w:shd w:val="clear" w:color="auto" w:fill="auto"/>
             <w:vAlign w:val="center"/>
           </w:tcPr>
           <w:p>
@@ -11053,7 +11035,7 @@
               <w:autoSpaceDE w:val="0"/>
               <w:autoSpaceDN w:val="0"/>
               <w:adjustRightInd w:val="0"/>
-              <w:jc w:val="center"/>
+              <w:jc w:val="both"/>
               <w:rPr>
                 <w:rFonts w:ascii="Arial Nova Cond" w:hAnsi="Arial Nova Cond" w:cs="Arial"/>
                 <w:color w:val="000000"/>
@@ -11075,7 +11057,6 @@
         <w:tc>
           <w:tcPr>
             <w:tcW w:w="1337" w:type="dxa"/>
-            <w:shd w:val="clear" w:color="auto" w:fill="auto"/>
             <w:vAlign w:val="center"/>
           </w:tcPr>
           <w:p>
@@ -11112,7 +11093,6 @@
           <w:tcPr>
             <w:tcW w:w="875" w:type="dxa"/>
             <w:vMerge w:val="restart"/>
-            <w:shd w:val="clear" w:color="auto" w:fill="auto"/>
             <w:vAlign w:val="center"/>
           </w:tcPr>
           <w:p>
@@ -11216,7 +11196,6 @@
         <w:tc>
           <w:tcPr>
             <w:tcW w:w="6169" w:type="dxa"/>
-            <w:shd w:val="clear" w:color="auto" w:fill="auto"/>
             <w:vAlign w:val="center"/>
           </w:tcPr>
           <w:p>
@@ -11252,7 +11231,6 @@
         <w:tc>
           <w:tcPr>
             <w:tcW w:w="2015" w:type="dxa"/>
-            <w:shd w:val="clear" w:color="auto" w:fill="auto"/>
             <w:vAlign w:val="center"/>
           </w:tcPr>
           <w:p>
@@ -11289,7 +11267,7 @@
               <w:autoSpaceDE w:val="0"/>
               <w:autoSpaceDN w:val="0"/>
               <w:adjustRightInd w:val="0"/>
-              <w:jc w:val="center"/>
+              <w:jc w:val="both"/>
               <w:rPr>
                 <w:rFonts w:ascii="Arial Nova Cond" w:hAnsi="Arial Nova Cond" w:cs="Arial"/>
                 <w:color w:val="000000"/>
@@ -11311,7 +11289,6 @@
         <w:tc>
           <w:tcPr>
             <w:tcW w:w="1337" w:type="dxa"/>
-            <w:shd w:val="clear" w:color="auto" w:fill="auto"/>
             <w:vAlign w:val="center"/>
           </w:tcPr>
           <w:p>
@@ -11348,7 +11325,6 @@
           <w:tcPr>
             <w:tcW w:w="875" w:type="dxa"/>
             <w:vMerge/>
-            <w:shd w:val="clear" w:color="auto" w:fill="auto"/>
             <w:vAlign w:val="center"/>
           </w:tcPr>
           <w:p>
@@ -11440,7 +11416,6 @@
         <w:tc>
           <w:tcPr>
             <w:tcW w:w="6169" w:type="dxa"/>
-            <w:shd w:val="clear" w:color="auto" w:fill="auto"/>
             <w:vAlign w:val="center"/>
           </w:tcPr>
           <w:p>
@@ -11475,7 +11450,6 @@
         <w:tc>
           <w:tcPr>
             <w:tcW w:w="2015" w:type="dxa"/>
-            <w:shd w:val="clear" w:color="auto" w:fill="auto"/>
             <w:vAlign w:val="center"/>
           </w:tcPr>
           <w:p>
@@ -11512,7 +11486,7 @@
               <w:autoSpaceDE w:val="0"/>
               <w:autoSpaceDN w:val="0"/>
               <w:adjustRightInd w:val="0"/>
-              <w:jc w:val="center"/>
+              <w:jc w:val="both"/>
               <w:rPr>
                 <w:rFonts w:ascii="Arial Nova Cond" w:hAnsi="Arial Nova Cond" w:cs="Arial"/>
                 <w:color w:val="000000"/>
@@ -11534,7 +11508,6 @@
         <w:tc>
           <w:tcPr>
             <w:tcW w:w="1337" w:type="dxa"/>
-            <w:shd w:val="clear" w:color="auto" w:fill="auto"/>
             <w:vAlign w:val="center"/>
           </w:tcPr>
           <w:p>
@@ -11571,7 +11544,6 @@
           <w:tcPr>
             <w:tcW w:w="875" w:type="dxa"/>
             <w:vMerge w:val="restart"/>
-            <w:shd w:val="clear" w:color="auto" w:fill="auto"/>
             <w:vAlign w:val="center"/>
           </w:tcPr>
           <w:p>
@@ -11682,7 +11654,6 @@
         <w:tc>
           <w:tcPr>
             <w:tcW w:w="6169" w:type="dxa"/>
-            <w:shd w:val="clear" w:color="auto" w:fill="auto"/>
             <w:vAlign w:val="center"/>
           </w:tcPr>
           <w:p>
@@ -11717,7 +11688,6 @@
         <w:tc>
           <w:tcPr>
             <w:tcW w:w="2015" w:type="dxa"/>
-            <w:shd w:val="clear" w:color="auto" w:fill="auto"/>
             <w:vAlign w:val="center"/>
           </w:tcPr>
           <w:p>
@@ -11754,7 +11724,7 @@
               <w:autoSpaceDE w:val="0"/>
               <w:autoSpaceDN w:val="0"/>
               <w:adjustRightInd w:val="0"/>
-              <w:jc w:val="center"/>
+              <w:jc w:val="both"/>
               <w:rPr>
                 <w:rFonts w:ascii="Arial Nova Cond" w:hAnsi="Arial Nova Cond" w:cs="Arial"/>
                 <w:color w:val="000000"/>
@@ -11776,7 +11746,6 @@
         <w:tc>
           <w:tcPr>
             <w:tcW w:w="1337" w:type="dxa"/>
-            <w:shd w:val="clear" w:color="auto" w:fill="auto"/>
             <w:vAlign w:val="center"/>
           </w:tcPr>
           <w:p>
@@ -11813,7 +11782,6 @@
           <w:tcPr>
             <w:tcW w:w="875" w:type="dxa"/>
             <w:vMerge/>
-            <w:shd w:val="clear" w:color="auto" w:fill="auto"/>
             <w:vAlign w:val="center"/>
           </w:tcPr>
           <w:p>
@@ -11913,7 +11881,6 @@
         <w:tc>
           <w:tcPr>
             <w:tcW w:w="6169" w:type="dxa"/>
-            <w:shd w:val="clear" w:color="auto" w:fill="auto"/>
             <w:vAlign w:val="center"/>
           </w:tcPr>
           <w:p>
@@ -11949,7 +11916,6 @@
         <w:tc>
           <w:tcPr>
             <w:tcW w:w="2015" w:type="dxa"/>
-            <w:shd w:val="clear" w:color="auto" w:fill="auto"/>
             <w:vAlign w:val="center"/>
           </w:tcPr>
           <w:p>
@@ -11986,7 +11952,7 @@
               <w:autoSpaceDE w:val="0"/>
               <w:autoSpaceDN w:val="0"/>
               <w:adjustRightInd w:val="0"/>
-              <w:jc w:val="center"/>
+              <w:jc w:val="both"/>
               <w:rPr>
                 <w:rFonts w:ascii="Arial Nova Cond" w:hAnsi="Arial Nova Cond" w:cs="Arial"/>
                 <w:color w:val="000000"/>
@@ -12008,7 +11974,6 @@
         <w:tc>
           <w:tcPr>
             <w:tcW w:w="1337" w:type="dxa"/>
-            <w:shd w:val="clear" w:color="auto" w:fill="auto"/>
             <w:vAlign w:val="center"/>
           </w:tcPr>
           <w:p>
@@ -12036,6 +12001,7 @@
           </w:p>
         </w:tc>
       </w:tr>
+      <w:bookmarkEnd w:id="1"/>
     </w:tbl>
     <w:p>
       <w:pPr>
@@ -28502,13 +28468,13 @@
 </file>
 
 <file path=customXml/item2.xml><?xml version="1.0" encoding="utf-8"?>
-<b:Sources xmlns:b="http://schemas.openxmlformats.org/officeDocument/2006/bibliography" xmlns="http://schemas.openxmlformats.org/officeDocument/2006/bibliography" SelectedStyle="\APASixthEditionOfficeOnline.xsl" StyleName="APA" Version="6"/>
+<go:gDocsCustomXmlDataStorage xmlns:go="http://customooxmlschemas.google.com/" xmlns:r="http://schemas.openxmlformats.org/officeDocument/2006/relationships" uri="GoogleDocsCustomDataVersion2">
+  <go:docsCustomData xmlns:go="http://customooxmlschemas.google.com/" roundtripDataSignature="AMtx7mj/Fq4+JyUgwudcSjr2T756vDfAtA==">CgMxLjAyDmguYnhzbGhrY3I3ZzM4OAByITFLeVE1cGVQSndkSklDX2RCRHIxdjNTV2wzdjdETm4xZQ==</go:docsCustomData>
+</go:gDocsCustomXmlDataStorage>
 </file>
 
 <file path=customXml/item3.xml><?xml version="1.0" encoding="utf-8"?>
-<go:gDocsCustomXmlDataStorage xmlns:go="http://customooxmlschemas.google.com/" xmlns:r="http://schemas.openxmlformats.org/officeDocument/2006/relationships" uri="GoogleDocsCustomDataVersion2">
-  <go:docsCustomData xmlns:go="http://customooxmlschemas.google.com/" roundtripDataSignature="AMtx7mj/Fq4+JyUgwudcSjr2T756vDfAtA==">CgMxLjAyDmguYnhzbGhrY3I3ZzM4OAByITFLeVE1cGVQSndkSklDX2RCRHIxdjNTV2wzdjdETm4xZQ==</go:docsCustomData>
-</go:gDocsCustomXmlDataStorage>
+<b:Sources xmlns:b="http://schemas.openxmlformats.org/officeDocument/2006/bibliography" xmlns="http://schemas.openxmlformats.org/officeDocument/2006/bibliography" SelectedStyle="\APASixthEditionOfficeOnline.xsl" StyleName="APA" Version="6"/>
 </file>
 
 <file path=customXml/itemProps1.xml><?xml version="1.0" encoding="utf-8"?>
@@ -28520,18 +28486,18 @@
 </file>
 
 <file path=customXml/itemProps2.xml><?xml version="1.0" encoding="utf-8"?>
-<ds:datastoreItem xmlns:ds="http://schemas.openxmlformats.org/officeDocument/2006/customXml" ds:itemID="{EC655F36-05E8-4B25-A127-7D5179831AF0}">
-  <ds:schemaRefs>
-    <ds:schemaRef ds:uri="http://schemas.openxmlformats.org/officeDocument/2006/bibliography"/>
-  </ds:schemaRefs>
-</ds:datastoreItem>
-</file>
-
-<file path=customXml/itemProps3.xml><?xml version="1.0" encoding="utf-8"?>
 <ds:datastoreItem xmlns:ds="http://schemas.openxmlformats.org/officeDocument/2006/customXml" ds:itemID="{11111111-1234-1234-1234-123412341234}">
   <ds:schemaRefs>
     <ds:schemaRef ds:uri="http://customooxmlschemas.google.com/"/>
     <ds:schemaRef ds:uri="http://schemas.openxmlformats.org/officeDocument/2006/relationships"/>
   </ds:schemaRefs>
 </ds:datastoreItem>
+</file>
+
+<file path=customXml/itemProps3.xml><?xml version="1.0" encoding="utf-8"?>
+<ds:datastoreItem xmlns:ds="http://schemas.openxmlformats.org/officeDocument/2006/customXml" ds:itemID="{EC655F36-05E8-4B25-A127-7D5179831AF0}">
+  <ds:schemaRefs>
+    <ds:schemaRef ds:uri="http://schemas.openxmlformats.org/officeDocument/2006/bibliography"/>
+  </ds:schemaRefs>
+</ds:datastoreItem>
 </file>
--- a/templates/plananual/ARTE 1° A 5/ARTE 2° - PROGRAMACIÓN CURRICULAR ANUAL .docx
+++ b/templates/plananual/ARTE 1° A 5/ARTE 2° - PROGRAMACIÓN CURRICULAR ANUAL .docx
@@ -1,6 +1,6 @@
 
 <file path=word/document.xml><?xml version="1.0" encoding="utf-8"?>
-<w:document xmlns:wpc="http://schemas.microsoft.com/office/word/2010/wordprocessingCanvas" xmlns:cx="http://schemas.microsoft.com/office/drawing/2014/chartex" xmlns:cx1="http://schemas.microsoft.com/office/drawing/2015/9/8/chartex" xmlns:cx2="http://schemas.microsoft.com/office/drawing/2015/10/21/chartex" xmlns:cx3="http://schemas.microsoft.com/office/drawing/2016/5/9/chartex" xmlns:cx4="http://schemas.microsoft.com/office/drawing/2016/5/10/chartex" xmlns:cx5="http://schemas.microsoft.com/office/drawing/2016/5/11/chartex" xmlns:cx6="http://schemas.microsoft.com/office/drawing/2016/5/12/chartex" xmlns:cx7="http://schemas.microsoft.com/office/drawing/2016/5/13/chartex" xmlns:cx8="http://schemas.microsoft.com/office/drawing/2016/5/14/chartex" xmlns:mc="http://schemas.openxmlformats.org/markup-compatibility/2006" xmlns:aink="http://schemas.microsoft.com/office/drawing/2016/ink" xmlns:am3d="http://schemas.microsoft.com/office/drawing/2017/model3d" xmlns:o="urn:schemas-microsoft-com:office:office" xmlns:oel="http://schemas.microsoft.com/office/2019/extlst" xmlns:r="http://schemas.openxmlformats.org/officeDocument/2006/relationships" xmlns:m="http://schemas.openxmlformats.org/officeDocument/2006/math" xmlns:v="urn:schemas-microsoft-com:vml" xmlns:wp14="http://schemas.microsoft.com/office/word/2010/wordprocessingDrawing" xmlns:wp="http://schemas.openxmlformats.org/drawingml/2006/wordprocessingDrawing" xmlns:w10="urn:schemas-microsoft-com:office:word" xmlns:w="http://schemas.openxmlformats.org/wordprocessingml/2006/main" xmlns:w14="http://schemas.microsoft.com/office/word/2010/wordml" xmlns:w15="http://schemas.microsoft.com/office/word/2012/wordml" xmlns:w16cex="http://schemas.microsoft.com/office/word/2018/wordml/cex" xmlns:w16cid="http://schemas.microsoft.com/office/word/2016/wordml/cid" xmlns:w16="http://schemas.microsoft.com/office/word/2018/wordml" xmlns:w16du="http://schemas.microsoft.com/office/word/2023/wordml/word16du" xmlns:w16sdtdh="http://schemas.microsoft.com/office/word/2020/wordml/sdtdatahash" xmlns:w16se="http://schemas.microsoft.com/office/word/2015/wordml/symex" xmlns:wpg="http://schemas.microsoft.com/office/word/2010/wordprocessingGroup" xmlns:wpi="http://schemas.microsoft.com/office/word/2010/wordprocessingInk" xmlns:wne="http://schemas.microsoft.com/office/word/2006/wordml" xmlns:wps="http://schemas.microsoft.com/office/word/2010/wordprocessingShape" mc:Ignorable="w14 w15 w16se w16cid w16 w16cex w16sdtdh w16du wp14">
+<w:document xmlns:wpc="http://schemas.microsoft.com/office/word/2010/wordprocessingCanvas" xmlns:cx="http://schemas.microsoft.com/office/drawing/2014/chartex" xmlns:cx1="http://schemas.microsoft.com/office/drawing/2015/9/8/chartex" xmlns:cx2="http://schemas.microsoft.com/office/drawing/2015/10/21/chartex" xmlns:cx3="http://schemas.microsoft.com/office/drawing/2016/5/9/chartex" xmlns:cx4="http://schemas.microsoft.com/office/drawing/2016/5/10/chartex" xmlns:cx5="http://schemas.microsoft.com/office/drawing/2016/5/11/chartex" xmlns:cx6="http://schemas.microsoft.com/office/drawing/2016/5/12/chartex" xmlns:cx7="http://schemas.microsoft.com/office/drawing/2016/5/13/chartex" xmlns:cx8="http://schemas.microsoft.com/office/drawing/2016/5/14/chartex" xmlns:mc="http://schemas.openxmlformats.org/markup-compatibility/2006" xmlns:aink="http://schemas.microsoft.com/office/drawing/2016/ink" xmlns:am3d="http://schemas.microsoft.com/office/drawing/2017/model3d" xmlns:o="urn:schemas-microsoft-com:office:office" xmlns:oel="http://schemas.microsoft.com/office/2019/extlst" xmlns:r="http://schemas.openxmlformats.org/officeDocument/2006/relationships" xmlns:m="http://schemas.openxmlformats.org/officeDocument/2006/math" xmlns:v="urn:schemas-microsoft-com:vml" xmlns:wp14="http://schemas.microsoft.com/office/word/2010/wordprocessingDrawing" xmlns:wp="http://schemas.openxmlformats.org/drawingml/2006/wordprocessingDrawing" xmlns:w10="urn:schemas-microsoft-com:office:word" xmlns:w="http://schemas.openxmlformats.org/wordprocessingml/2006/main" xmlns:w14="http://schemas.microsoft.com/office/word/2010/wordml" xmlns:w15="http://schemas.microsoft.com/office/word/2012/wordml" xmlns:w16cex="http://schemas.microsoft.com/office/word/2018/wordml/cex" xmlns:w16cid="http://schemas.microsoft.com/office/word/2016/wordml/cid" xmlns:w16="http://schemas.microsoft.com/office/word/2018/wordml" xmlns:w16du="http://schemas.microsoft.com/office/word/2023/wordml/word16du" xmlns:w16sdtdh="http://schemas.microsoft.com/office/word/2020/wordml/sdtdatahash" xmlns:w16sdtfl="http://schemas.microsoft.com/office/word/2024/wordml/sdtformatlock" xmlns:w16se="http://schemas.microsoft.com/office/word/2015/wordml/symex" xmlns:wpg="http://schemas.microsoft.com/office/word/2010/wordprocessingGroup" xmlns:wpi="http://schemas.microsoft.com/office/word/2010/wordprocessingInk" xmlns:wne="http://schemas.microsoft.com/office/word/2006/wordml" xmlns:wps="http://schemas.microsoft.com/office/word/2010/wordprocessingShape" mc:Ignorable="w14 w15 w16se w16cid w16 w16cex w16sdtdh w16sdtfl w16du wp14">
   <w:body>
     <w:p>
       <w:pPr>
@@ -3318,7 +3318,6 @@
                 <w:szCs w:val="20"/>
               </w:rPr>
             </w:pPr>
-            <w:proofErr w:type="spellStart"/>
             <w:r>
               <w:rPr>
                 <w:rFonts w:ascii="Arial Nova Cond Light" w:hAnsi="Arial Nova Cond Light" w:cs="Times New Roman"/>
@@ -3328,10 +3327,22 @@
                 <w:sz w:val="20"/>
                 <w:szCs w:val="20"/>
               </w:rPr>
-              <w:t>N°</w:t>
-            </w:r>
-            <w:proofErr w:type="spellEnd"/>
-            <w:r>
+              <w:t>N° DE SEMANAS LECTIVAS</w:t>
+            </w:r>
+          </w:p>
+        </w:tc>
+        <w:tc>
+          <w:tcPr>
+            <w:tcW w:w="2551" w:type="dxa"/>
+            <w:shd w:val="clear" w:color="auto" w:fill="84E290" w:themeFill="accent3" w:themeFillTint="66"/>
+            <w:vAlign w:val="center"/>
+          </w:tcPr>
+          <w:p>
+            <w:pPr>
+              <w:pStyle w:val="Prrafodelista"/>
+              <w:spacing w:line="276" w:lineRule="auto"/>
+              <w:ind w:left="0" w:right="27"/>
+              <w:jc w:val="center"/>
               <w:rPr>
                 <w:rFonts w:ascii="Arial Nova Cond Light" w:hAnsi="Arial Nova Cond Light" w:cs="Times New Roman"/>
                 <w:b/>
@@ -3340,22 +3351,8 @@
                 <w:sz w:val="20"/>
                 <w:szCs w:val="20"/>
               </w:rPr>
-              <w:t xml:space="preserve"> DE SEMANAS LECTIVAS</w:t>
-            </w:r>
-          </w:p>
-        </w:tc>
-        <w:tc>
-          <w:tcPr>
-            <w:tcW w:w="2551" w:type="dxa"/>
-            <w:shd w:val="clear" w:color="auto" w:fill="84E290" w:themeFill="accent3" w:themeFillTint="66"/>
-            <w:vAlign w:val="center"/>
-          </w:tcPr>
-          <w:p>
-            <w:pPr>
-              <w:pStyle w:val="Prrafodelista"/>
-              <w:spacing w:line="276" w:lineRule="auto"/>
-              <w:ind w:left="0" w:right="27"/>
-              <w:jc w:val="center"/>
+            </w:pPr>
+            <w:r>
               <w:rPr>
                 <w:rFonts w:ascii="Arial Nova Cond Light" w:hAnsi="Arial Nova Cond Light" w:cs="Times New Roman"/>
                 <w:b/>
@@ -3364,30 +3361,7 @@
                 <w:sz w:val="20"/>
                 <w:szCs w:val="20"/>
               </w:rPr>
-            </w:pPr>
-            <w:proofErr w:type="spellStart"/>
-            <w:r>
-              <w:rPr>
-                <w:rFonts w:ascii="Arial Nova Cond Light" w:hAnsi="Arial Nova Cond Light" w:cs="Times New Roman"/>
-                <w:b/>
-                <w:bCs/>
-                <w:color w:val="000000" w:themeColor="text1"/>
-                <w:sz w:val="20"/>
-                <w:szCs w:val="20"/>
-              </w:rPr>
-              <w:t>N°</w:t>
-            </w:r>
-            <w:proofErr w:type="spellEnd"/>
-            <w:r>
-              <w:rPr>
-                <w:rFonts w:ascii="Arial Nova Cond Light" w:hAnsi="Arial Nova Cond Light" w:cs="Times New Roman"/>
-                <w:b/>
-                <w:bCs/>
-                <w:color w:val="000000" w:themeColor="text1"/>
-                <w:sz w:val="20"/>
-                <w:szCs w:val="20"/>
-              </w:rPr>
-              <w:t xml:space="preserve"> UNIDADES</w:t>
+              <w:t>N° UNIDADES</w:t>
             </w:r>
           </w:p>
         </w:tc>
@@ -9656,13 +9630,13 @@
         <w:tblLook w:val="04A0" w:firstRow="1" w:lastRow="0" w:firstColumn="1" w:lastColumn="0" w:noHBand="0" w:noVBand="1"/>
       </w:tblPr>
       <w:tblGrid>
-        <w:gridCol w:w="875"/>
-        <w:gridCol w:w="1095"/>
-        <w:gridCol w:w="1726"/>
-        <w:gridCol w:w="6169"/>
-        <w:gridCol w:w="2015"/>
-        <w:gridCol w:w="1634"/>
-        <w:gridCol w:w="1337"/>
+        <w:gridCol w:w="818"/>
+        <w:gridCol w:w="1018"/>
+        <w:gridCol w:w="5379"/>
+        <w:gridCol w:w="1984"/>
+        <w:gridCol w:w="2693"/>
+        <w:gridCol w:w="1560"/>
+        <w:gridCol w:w="1399"/>
       </w:tblGrid>
       <w:tr>
         <w:trPr>
@@ -9671,7 +9645,7 @@
         </w:trPr>
         <w:tc>
           <w:tcPr>
-            <w:tcW w:w="875" w:type="dxa"/>
+            <w:tcW w:w="818" w:type="dxa"/>
             <w:shd w:val="clear" w:color="auto" w:fill="C1F0C7" w:themeFill="accent3" w:themeFillTint="33"/>
             <w:vAlign w:val="center"/>
           </w:tcPr>
@@ -9705,7 +9679,7 @@
         </w:tc>
         <w:tc>
           <w:tcPr>
-            <w:tcW w:w="1095" w:type="dxa"/>
+            <w:tcW w:w="1018" w:type="dxa"/>
             <w:shd w:val="clear" w:color="auto" w:fill="C1F0C7" w:themeFill="accent3" w:themeFillTint="33"/>
             <w:vAlign w:val="center"/>
           </w:tcPr>
@@ -9738,7 +9712,7 @@
         </w:tc>
         <w:tc>
           <w:tcPr>
-            <w:tcW w:w="1726" w:type="dxa"/>
+            <w:tcW w:w="5379" w:type="dxa"/>
             <w:shd w:val="clear" w:color="auto" w:fill="C1F0C7" w:themeFill="accent3" w:themeFillTint="33"/>
             <w:vAlign w:val="center"/>
           </w:tcPr>
@@ -9765,13 +9739,35 @@
                 <w:sz w:val="20"/>
                 <w:szCs w:val="20"/>
               </w:rPr>
-              <w:t>PROBLEMA / POTENCIALIDAD</w:t>
-            </w:r>
-          </w:p>
-        </w:tc>
-        <w:tc>
-          <w:tcPr>
-            <w:tcW w:w="6169" w:type="dxa"/>
+              <w:t>SITUACIÓN SIGNIF</w:t>
+            </w:r>
+            <w:r>
+              <w:rPr>
+                <w:rFonts w:ascii="Arial Nova Cond" w:hAnsi="Arial Nova Cond" w:cs="Times New Roman"/>
+                <w:b/>
+                <w:bCs/>
+                <w:color w:val="000000" w:themeColor="text1"/>
+                <w:sz w:val="20"/>
+                <w:szCs w:val="20"/>
+              </w:rPr>
+              <w:t>I</w:t>
+            </w:r>
+            <w:r>
+              <w:rPr>
+                <w:rFonts w:ascii="Arial Nova Cond" w:hAnsi="Arial Nova Cond" w:cs="Times New Roman"/>
+                <w:b/>
+                <w:bCs/>
+                <w:color w:val="000000" w:themeColor="text1"/>
+                <w:sz w:val="20"/>
+                <w:szCs w:val="20"/>
+              </w:rPr>
+              <w:t>CATIVA</w:t>
+            </w:r>
+          </w:p>
+        </w:tc>
+        <w:tc>
+          <w:tcPr>
+            <w:tcW w:w="1984" w:type="dxa"/>
             <w:shd w:val="clear" w:color="auto" w:fill="C1F0C7" w:themeFill="accent3" w:themeFillTint="33"/>
             <w:vAlign w:val="center"/>
           </w:tcPr>
@@ -9798,7 +9794,7 @@
                 <w:sz w:val="20"/>
                 <w:szCs w:val="20"/>
               </w:rPr>
-              <w:t>SITUACIÓN SIGNIF</w:t>
+              <w:t>TÍTULO DE LA UNIDAD DID</w:t>
             </w:r>
             <w:r>
               <w:rPr>
@@ -9809,7 +9805,7 @@
                 <w:sz w:val="20"/>
                 <w:szCs w:val="20"/>
               </w:rPr>
-              <w:t>I</w:t>
+              <w:t>Á</w:t>
             </w:r>
             <w:r>
               <w:rPr>
@@ -9820,13 +9816,24 @@
                 <w:sz w:val="20"/>
                 <w:szCs w:val="20"/>
               </w:rPr>
-              <w:t>CATIVA</w:t>
-            </w:r>
-          </w:p>
-        </w:tc>
-        <w:tc>
-          <w:tcPr>
-            <w:tcW w:w="2015" w:type="dxa"/>
+              <w:t>CTICA</w:t>
+            </w:r>
+            <w:r>
+              <w:rPr>
+                <w:rFonts w:ascii="Arial Nova Cond" w:hAnsi="Arial Nova Cond" w:cs="Times New Roman"/>
+                <w:b/>
+                <w:bCs/>
+                <w:color w:val="000000" w:themeColor="text1"/>
+                <w:sz w:val="20"/>
+                <w:szCs w:val="20"/>
+              </w:rPr>
+              <w:t>.</w:t>
+            </w:r>
+          </w:p>
+        </w:tc>
+        <w:tc>
+          <w:tcPr>
+            <w:tcW w:w="2693" w:type="dxa"/>
             <w:shd w:val="clear" w:color="auto" w:fill="C1F0C7" w:themeFill="accent3" w:themeFillTint="33"/>
             <w:vAlign w:val="center"/>
           </w:tcPr>
@@ -9853,9 +9860,21 @@
                 <w:sz w:val="20"/>
                 <w:szCs w:val="20"/>
               </w:rPr>
-              <w:t>TÍTULO DE LA UNIDAD DID</w:t>
-            </w:r>
-            <w:r>
+              <w:t>CAMPO TEMATICO</w:t>
+            </w:r>
+          </w:p>
+        </w:tc>
+        <w:tc>
+          <w:tcPr>
+            <w:tcW w:w="1560" w:type="dxa"/>
+            <w:shd w:val="clear" w:color="auto" w:fill="C1F0C7" w:themeFill="accent3" w:themeFillTint="33"/>
+            <w:vAlign w:val="center"/>
+          </w:tcPr>
+          <w:p>
+            <w:pPr>
+              <w:pStyle w:val="Prrafodelista"/>
+              <w:ind w:left="0"/>
+              <w:jc w:val="center"/>
               <w:rPr>
                 <w:rFonts w:ascii="Arial Nova Cond" w:hAnsi="Arial Nova Cond" w:cs="Times New Roman"/>
                 <w:b/>
@@ -9864,8 +9883,7 @@
                 <w:sz w:val="20"/>
                 <w:szCs w:val="20"/>
               </w:rPr>
-              <w:t>Á</w:t>
-            </w:r>
+            </w:pPr>
             <w:r>
               <w:rPr>
                 <w:rFonts w:ascii="Arial Nova Cond" w:hAnsi="Arial Nova Cond" w:cs="Times New Roman"/>
@@ -9875,57 +9893,13 @@
                 <w:sz w:val="20"/>
                 <w:szCs w:val="20"/>
               </w:rPr>
-              <w:t>CTICA</w:t>
-            </w:r>
-            <w:r>
-              <w:rPr>
-                <w:rFonts w:ascii="Arial Nova Cond" w:hAnsi="Arial Nova Cond" w:cs="Times New Roman"/>
-                <w:b/>
-                <w:bCs/>
-                <w:color w:val="000000" w:themeColor="text1"/>
-                <w:sz w:val="20"/>
-                <w:szCs w:val="20"/>
-              </w:rPr>
-              <w:t>.</w:t>
-            </w:r>
-          </w:p>
-        </w:tc>
-        <w:tc>
-          <w:tcPr>
-            <w:tcW w:w="1634" w:type="dxa"/>
-            <w:shd w:val="clear" w:color="auto" w:fill="C1F0C7" w:themeFill="accent3" w:themeFillTint="33"/>
-            <w:vAlign w:val="center"/>
-          </w:tcPr>
-          <w:p>
-            <w:pPr>
-              <w:pStyle w:val="Prrafodelista"/>
-              <w:ind w:left="0"/>
-              <w:jc w:val="center"/>
-              <w:rPr>
-                <w:rFonts w:ascii="Arial Nova Cond" w:hAnsi="Arial Nova Cond" w:cs="Times New Roman"/>
-                <w:b/>
-                <w:bCs/>
-                <w:color w:val="000000" w:themeColor="text1"/>
-                <w:sz w:val="20"/>
-                <w:szCs w:val="20"/>
-              </w:rPr>
-            </w:pPr>
-            <w:r>
-              <w:rPr>
-                <w:rFonts w:ascii="Arial Nova Cond" w:hAnsi="Arial Nova Cond" w:cs="Times New Roman"/>
-                <w:b/>
-                <w:bCs/>
-                <w:color w:val="000000" w:themeColor="text1"/>
-                <w:sz w:val="20"/>
-                <w:szCs w:val="20"/>
-              </w:rPr>
               <w:t>COMPETENCIAS</w:t>
             </w:r>
           </w:p>
         </w:tc>
         <w:tc>
           <w:tcPr>
-            <w:tcW w:w="1337" w:type="dxa"/>
+            <w:tcW w:w="1399" w:type="dxa"/>
             <w:shd w:val="clear" w:color="auto" w:fill="C1F0C7" w:themeFill="accent3" w:themeFillTint="33"/>
             <w:vAlign w:val="center"/>
           </w:tcPr>
@@ -9964,7 +9938,7 @@
         </w:trPr>
         <w:tc>
           <w:tcPr>
-            <w:tcW w:w="875" w:type="dxa"/>
+            <w:tcW w:w="818" w:type="dxa"/>
             <w:vMerge w:val="restart"/>
             <w:vAlign w:val="center"/>
           </w:tcPr>
@@ -10003,7 +9977,7 @@
         </w:tc>
         <w:tc>
           <w:tcPr>
-            <w:tcW w:w="1095" w:type="dxa"/>
+            <w:tcW w:w="1018" w:type="dxa"/>
             <w:vAlign w:val="center"/>
           </w:tcPr>
           <w:p>
@@ -10041,7 +10015,7 @@
         </w:tc>
         <w:tc>
           <w:tcPr>
-            <w:tcW w:w="1726" w:type="dxa"/>
+            <w:tcW w:w="5379" w:type="dxa"/>
             <w:vAlign w:val="center"/>
           </w:tcPr>
           <w:p>
@@ -10069,13 +10043,136 @@
                 <w:szCs w:val="20"/>
                 <w:lang w:val="es-ES_tradnl"/>
               </w:rPr>
-              <w:t>{{problemapotencialidad0}}</w:t>
-            </w:r>
-          </w:p>
-        </w:tc>
-        <w:tc>
-          <w:tcPr>
-            <w:tcW w:w="6169" w:type="dxa"/>
+              <w:t>{{situacionsignificativa0}}</w:t>
+            </w:r>
+          </w:p>
+        </w:tc>
+        <w:tc>
+          <w:tcPr>
+            <w:tcW w:w="1984" w:type="dxa"/>
+            <w:vAlign w:val="center"/>
+          </w:tcPr>
+          <w:p>
+            <w:pPr>
+              <w:autoSpaceDE w:val="0"/>
+              <w:autoSpaceDN w:val="0"/>
+              <w:adjustRightInd w:val="0"/>
+              <w:jc w:val="center"/>
+              <w:rPr>
+                <w:rFonts w:ascii="Arial Nova Cond" w:hAnsi="Arial Nova Cond" w:cs="Arial"/>
+                <w:color w:val="000000"/>
+                <w:sz w:val="20"/>
+                <w:szCs w:val="20"/>
+              </w:rPr>
+            </w:pPr>
+            <w:r>
+              <w:rPr>
+                <w:rFonts w:ascii="Arial Nova Cond" w:hAnsi="Arial Nova Cond" w:cs="Arial"/>
+                <w:color w:val="000000"/>
+                <w:sz w:val="20"/>
+                <w:szCs w:val="20"/>
+              </w:rPr>
+              <w:t>{{titulosituacionsignificativa0}}</w:t>
+            </w:r>
+          </w:p>
+        </w:tc>
+        <w:tc>
+          <w:tcPr>
+            <w:tcW w:w="2693" w:type="dxa"/>
+            <w:vAlign w:val="center"/>
+          </w:tcPr>
+          <w:p>
+            <w:pPr>
+              <w:autoSpaceDE w:val="0"/>
+              <w:autoSpaceDN w:val="0"/>
+              <w:adjustRightInd w:val="0"/>
+              <w:jc w:val="both"/>
+              <w:rPr>
+                <w:rFonts w:ascii="Arial Nova Cond" w:hAnsi="Arial Nova Cond" w:cs="Arial"/>
+                <w:color w:val="000000"/>
+                <w:sz w:val="20"/>
+                <w:szCs w:val="20"/>
+              </w:rPr>
+            </w:pPr>
+            <w:r>
+              <w:rPr>
+                <w:rFonts w:ascii="Arial Nova Cond" w:hAnsi="Arial Nova Cond" w:cs="Arial"/>
+                <w:color w:val="000000"/>
+                <w:sz w:val="20"/>
+                <w:szCs w:val="20"/>
+              </w:rPr>
+              <w:t>{{campotematico0}}</w:t>
+            </w:r>
+          </w:p>
+        </w:tc>
+        <w:tc>
+          <w:tcPr>
+            <w:tcW w:w="1560" w:type="dxa"/>
+            <w:vAlign w:val="center"/>
+          </w:tcPr>
+          <w:p>
+            <w:pPr>
+              <w:autoSpaceDE w:val="0"/>
+              <w:autoSpaceDN w:val="0"/>
+              <w:adjustRightInd w:val="0"/>
+              <w:jc w:val="both"/>
+              <w:rPr>
+                <w:rFonts w:ascii="Arial Nova Cond" w:hAnsi="Arial Nova Cond" w:cs="Arial"/>
+                <w:color w:val="000000"/>
+                <w:sz w:val="20"/>
+                <w:szCs w:val="20"/>
+              </w:rPr>
+            </w:pPr>
+            <w:r>
+              <w:rPr>
+                <w:rFonts w:ascii="Arial Nova Cond" w:hAnsi="Arial Nova Cond" w:cs="Arial"/>
+                <w:color w:val="000000"/>
+                <w:sz w:val="20"/>
+                <w:szCs w:val="20"/>
+              </w:rPr>
+              <w:t>{{competencias0}}</w:t>
+            </w:r>
+          </w:p>
+        </w:tc>
+        <w:tc>
+          <w:tcPr>
+            <w:tcW w:w="1399" w:type="dxa"/>
+            <w:vAlign w:val="center"/>
+          </w:tcPr>
+          <w:p>
+            <w:pPr>
+              <w:autoSpaceDE w:val="0"/>
+              <w:autoSpaceDN w:val="0"/>
+              <w:adjustRightInd w:val="0"/>
+              <w:jc w:val="both"/>
+              <w:rPr>
+                <w:rFonts w:ascii="Arial Nova Cond" w:hAnsi="Arial Nova Cond" w:cs="Arial"/>
+                <w:color w:val="000000"/>
+                <w:sz w:val="20"/>
+                <w:szCs w:val="20"/>
+              </w:rPr>
+            </w:pPr>
+            <w:r>
+              <w:rPr>
+                <w:rFonts w:ascii="Arial Nova Cond" w:hAnsi="Arial Nova Cond" w:cs="Arial"/>
+                <w:color w:val="000000"/>
+                <w:sz w:val="20"/>
+                <w:szCs w:val="20"/>
+              </w:rPr>
+              <w:t>{{producto0}}</w:t>
+            </w:r>
+          </w:p>
+        </w:tc>
+      </w:tr>
+      <w:tr>
+        <w:trPr>
+          <w:trHeight w:val="756"/>
+          <w:jc w:val="center"/>
+        </w:trPr>
+        <w:tc>
+          <w:tcPr>
+            <w:tcW w:w="818" w:type="dxa"/>
+            <w:vMerge/>
             <w:vAlign w:val="center"/>
           </w:tcPr>
           <w:p>
@@ -10088,6 +10185,71 @@
               </w:tabs>
               <w:spacing w:line="276" w:lineRule="auto"/>
               <w:ind w:left="0"/>
+              <w:jc w:val="center"/>
+              <w:rPr>
+                <w:rFonts w:ascii="Arial Nova Cond" w:eastAsia="Calibri" w:hAnsi="Arial Nova Cond" w:cs="Times New Roman"/>
+                <w:b/>
+                <w:bCs/>
+                <w:sz w:val="20"/>
+                <w:szCs w:val="20"/>
+                <w:lang w:val="es-ES_tradnl"/>
+              </w:rPr>
+            </w:pPr>
+          </w:p>
+        </w:tc>
+        <w:tc>
+          <w:tcPr>
+            <w:tcW w:w="1018" w:type="dxa"/>
+            <w:vAlign w:val="center"/>
+          </w:tcPr>
+          <w:p>
+            <w:pPr>
+              <w:pStyle w:val="Prrafodelista"/>
+              <w:tabs>
+                <w:tab w:val="left" w:pos="0"/>
+                <w:tab w:val="left" w:pos="142"/>
+                <w:tab w:val="left" w:pos="284"/>
+              </w:tabs>
+              <w:spacing w:line="276" w:lineRule="auto"/>
+              <w:ind w:left="0"/>
+              <w:jc w:val="center"/>
+              <w:rPr>
+                <w:rFonts w:ascii="Arial Nova Cond" w:eastAsia="Calibri" w:hAnsi="Arial Nova Cond" w:cs="Times New Roman"/>
+                <w:b/>
+                <w:bCs/>
+                <w:sz w:val="20"/>
+                <w:szCs w:val="20"/>
+                <w:lang w:val="es-ES_tradnl"/>
+              </w:rPr>
+            </w:pPr>
+            <w:r>
+              <w:rPr>
+                <w:rFonts w:ascii="Arial Nova Cond" w:eastAsia="Calibri" w:hAnsi="Arial Nova Cond" w:cs="Times New Roman"/>
+                <w:b/>
+                <w:bCs/>
+                <w:sz w:val="20"/>
+                <w:szCs w:val="20"/>
+                <w:lang w:val="es-ES_tradnl"/>
+              </w:rPr>
+              <w:t>U 1</w:t>
+            </w:r>
+          </w:p>
+        </w:tc>
+        <w:tc>
+          <w:tcPr>
+            <w:tcW w:w="5379" w:type="dxa"/>
+            <w:vAlign w:val="center"/>
+          </w:tcPr>
+          <w:p>
+            <w:pPr>
+              <w:pStyle w:val="Prrafodelista"/>
+              <w:tabs>
+                <w:tab w:val="left" w:pos="0"/>
+                <w:tab w:val="left" w:pos="142"/>
+                <w:tab w:val="left" w:pos="284"/>
+              </w:tabs>
+              <w:spacing w:line="276" w:lineRule="auto"/>
+              <w:ind w:left="0"/>
               <w:jc w:val="both"/>
               <w:rPr>
                 <w:rFonts w:ascii="Arial Nova Cond" w:eastAsia="Calibri" w:hAnsi="Arial Nova Cond" w:cs="Times New Roman"/>
@@ -10103,13 +10265,13 @@
                 <w:szCs w:val="20"/>
                 <w:lang w:val="es-ES_tradnl"/>
               </w:rPr>
-              <w:t>{{situacionsignificativa0}}</w:t>
-            </w:r>
-          </w:p>
-        </w:tc>
-        <w:tc>
-          <w:tcPr>
-            <w:tcW w:w="2015" w:type="dxa"/>
+              <w:t>{{situacionsignificativa1}}</w:t>
+            </w:r>
+          </w:p>
+        </w:tc>
+        <w:tc>
+          <w:tcPr>
+            <w:tcW w:w="1984" w:type="dxa"/>
             <w:vAlign w:val="center"/>
           </w:tcPr>
           <w:p>
@@ -10120,7 +10282,7 @@
               <w:jc w:val="center"/>
               <w:rPr>
                 <w:rFonts w:ascii="Arial Nova Cond" w:hAnsi="Arial Nova Cond" w:cs="Arial"/>
-                <w:color w:val="000000"/>
+                <w:color w:val="000000" w:themeColor="text1"/>
                 <w:sz w:val="20"/>
                 <w:szCs w:val="20"/>
               </w:rPr>
@@ -10132,13 +10294,13 @@
                 <w:sz w:val="20"/>
                 <w:szCs w:val="20"/>
               </w:rPr>
-              <w:t>{{titulosituacionsignificativa0}}</w:t>
-            </w:r>
-          </w:p>
-        </w:tc>
-        <w:tc>
-          <w:tcPr>
-            <w:tcW w:w="1634" w:type="dxa"/>
+              <w:t>{{titulosituacionsignificativa1}}</w:t>
+            </w:r>
+          </w:p>
+        </w:tc>
+        <w:tc>
+          <w:tcPr>
+            <w:tcW w:w="2693" w:type="dxa"/>
             <w:vAlign w:val="center"/>
           </w:tcPr>
           <w:p>
@@ -10161,13 +10323,13 @@
                 <w:sz w:val="20"/>
                 <w:szCs w:val="20"/>
               </w:rPr>
-              <w:t>{{competencias0}}</w:t>
-            </w:r>
-          </w:p>
-        </w:tc>
-        <w:tc>
-          <w:tcPr>
-            <w:tcW w:w="1337" w:type="dxa"/>
+              <w:t>{{campotematico1}}</w:t>
+            </w:r>
+          </w:p>
+        </w:tc>
+        <w:tc>
+          <w:tcPr>
+            <w:tcW w:w="1560" w:type="dxa"/>
             <w:vAlign w:val="center"/>
           </w:tcPr>
           <w:p>
@@ -10175,7 +10337,7 @@
               <w:autoSpaceDE w:val="0"/>
               <w:autoSpaceDN w:val="0"/>
               <w:adjustRightInd w:val="0"/>
-              <w:jc w:val="center"/>
+              <w:jc w:val="both"/>
               <w:rPr>
                 <w:rFonts w:ascii="Arial Nova Cond" w:hAnsi="Arial Nova Cond" w:cs="Arial"/>
                 <w:color w:val="000000"/>
@@ -10190,7 +10352,36 @@
                 <w:sz w:val="20"/>
                 <w:szCs w:val="20"/>
               </w:rPr>
-              <w:t>{{producto0}}</w:t>
+              <w:t>{{competencias1}}</w:t>
+            </w:r>
+          </w:p>
+        </w:tc>
+        <w:tc>
+          <w:tcPr>
+            <w:tcW w:w="1399" w:type="dxa"/>
+            <w:vAlign w:val="center"/>
+          </w:tcPr>
+          <w:p>
+            <w:pPr>
+              <w:autoSpaceDE w:val="0"/>
+              <w:autoSpaceDN w:val="0"/>
+              <w:adjustRightInd w:val="0"/>
+              <w:jc w:val="both"/>
+              <w:rPr>
+                <w:rFonts w:ascii="Arial Nova Cond" w:hAnsi="Arial Nova Cond" w:cs="Arial"/>
+                <w:color w:val="000000"/>
+                <w:sz w:val="20"/>
+                <w:szCs w:val="20"/>
+              </w:rPr>
+            </w:pPr>
+            <w:r>
+              <w:rPr>
+                <w:rFonts w:ascii="Arial Nova Cond" w:hAnsi="Arial Nova Cond" w:cs="Arial"/>
+                <w:color w:val="000000"/>
+                <w:sz w:val="20"/>
+                <w:szCs w:val="20"/>
+              </w:rPr>
+              <w:t>{{producto1}}</w:t>
             </w:r>
           </w:p>
         </w:tc>
@@ -10202,7 +10393,7 @@
         </w:trPr>
         <w:tc>
           <w:tcPr>
-            <w:tcW w:w="875" w:type="dxa"/>
+            <w:tcW w:w="818" w:type="dxa"/>
             <w:vMerge/>
             <w:vAlign w:val="center"/>
           </w:tcPr>
@@ -10230,7 +10421,7 @@
         </w:tc>
         <w:tc>
           <w:tcPr>
-            <w:tcW w:w="1095" w:type="dxa"/>
+            <w:tcW w:w="1018" w:type="dxa"/>
             <w:vAlign w:val="center"/>
           </w:tcPr>
           <w:p>
@@ -10262,39 +10453,13 @@
                 <w:szCs w:val="20"/>
                 <w:lang w:val="es-ES_tradnl"/>
               </w:rPr>
-              <w:t>U 1</w:t>
-            </w:r>
-          </w:p>
-        </w:tc>
-        <w:tc>
-          <w:tcPr>
-            <w:tcW w:w="1726" w:type="dxa"/>
-            <w:vAlign w:val="center"/>
-          </w:tcPr>
-          <w:p>
-            <w:pPr>
-              <w:pStyle w:val="NormalWeb"/>
-              <w:jc w:val="both"/>
-              <w:rPr>
-                <w:rFonts w:ascii="Arial Nova Cond" w:hAnsi="Arial Nova Cond"/>
-                <w:sz w:val="20"/>
-                <w:szCs w:val="20"/>
-              </w:rPr>
-            </w:pPr>
-            <w:r>
-              <w:rPr>
-                <w:rFonts w:ascii="Arial Nova Cond" w:eastAsia="Calibri" w:hAnsi="Arial Nova Cond"/>
-                <w:sz w:val="20"/>
-                <w:szCs w:val="20"/>
-                <w:lang w:val="es-ES_tradnl"/>
-              </w:rPr>
-              <w:t>{{problemapotencialidad1}}</w:t>
-            </w:r>
-          </w:p>
-        </w:tc>
-        <w:tc>
-          <w:tcPr>
-            <w:tcW w:w="6169" w:type="dxa"/>
+              <w:t>U 2</w:t>
+            </w:r>
+          </w:p>
+        </w:tc>
+        <w:tc>
+          <w:tcPr>
+            <w:tcW w:w="5379" w:type="dxa"/>
             <w:vAlign w:val="center"/>
           </w:tcPr>
           <w:p>
@@ -10322,13 +10487,13 @@
                 <w:szCs w:val="20"/>
                 <w:lang w:val="es-ES_tradnl"/>
               </w:rPr>
-              <w:t>{{situacionsignificativa1}}</w:t>
-            </w:r>
-          </w:p>
-        </w:tc>
-        <w:tc>
-          <w:tcPr>
-            <w:tcW w:w="2015" w:type="dxa"/>
+              <w:t>{{situacionsignificativa2}}</w:t>
+            </w:r>
+          </w:p>
+        </w:tc>
+        <w:tc>
+          <w:tcPr>
+            <w:tcW w:w="1984" w:type="dxa"/>
             <w:vAlign w:val="center"/>
           </w:tcPr>
           <w:p>
@@ -10339,7 +10504,7 @@
               <w:jc w:val="center"/>
               <w:rPr>
                 <w:rFonts w:ascii="Arial Nova Cond" w:hAnsi="Arial Nova Cond" w:cs="Arial"/>
-                <w:color w:val="000000" w:themeColor="text1"/>
+                <w:color w:val="000000"/>
                 <w:sz w:val="20"/>
                 <w:szCs w:val="20"/>
               </w:rPr>
@@ -10351,13 +10516,13 @@
                 <w:sz w:val="20"/>
                 <w:szCs w:val="20"/>
               </w:rPr>
-              <w:t>{{titulosituacionsignificativa1}}</w:t>
-            </w:r>
-          </w:p>
-        </w:tc>
-        <w:tc>
-          <w:tcPr>
-            <w:tcW w:w="1634" w:type="dxa"/>
+              <w:t>{{titulosituacionsignificativa2}}</w:t>
+            </w:r>
+          </w:p>
+        </w:tc>
+        <w:tc>
+          <w:tcPr>
+            <w:tcW w:w="2693" w:type="dxa"/>
             <w:vAlign w:val="center"/>
           </w:tcPr>
           <w:p>
@@ -10380,13 +10545,13 @@
                 <w:sz w:val="20"/>
                 <w:szCs w:val="20"/>
               </w:rPr>
-              <w:t>{{competencias1}}</w:t>
-            </w:r>
-          </w:p>
-        </w:tc>
-        <w:tc>
-          <w:tcPr>
-            <w:tcW w:w="1337" w:type="dxa"/>
+              <w:t>{{campotematico2}}</w:t>
+            </w:r>
+          </w:p>
+        </w:tc>
+        <w:tc>
+          <w:tcPr>
+            <w:tcW w:w="1560" w:type="dxa"/>
             <w:vAlign w:val="center"/>
           </w:tcPr>
           <w:p>
@@ -10394,7 +10559,7 @@
               <w:autoSpaceDE w:val="0"/>
               <w:autoSpaceDN w:val="0"/>
               <w:adjustRightInd w:val="0"/>
-              <w:jc w:val="center"/>
+              <w:jc w:val="both"/>
               <w:rPr>
                 <w:rFonts w:ascii="Arial Nova Cond" w:hAnsi="Arial Nova Cond" w:cs="Arial"/>
                 <w:color w:val="000000"/>
@@ -10409,7 +10574,36 @@
                 <w:sz w:val="20"/>
                 <w:szCs w:val="20"/>
               </w:rPr>
-              <w:t>{{producto1}}</w:t>
+              <w:t>{{competencias2}}</w:t>
+            </w:r>
+          </w:p>
+        </w:tc>
+        <w:tc>
+          <w:tcPr>
+            <w:tcW w:w="1399" w:type="dxa"/>
+            <w:vAlign w:val="center"/>
+          </w:tcPr>
+          <w:p>
+            <w:pPr>
+              <w:autoSpaceDE w:val="0"/>
+              <w:autoSpaceDN w:val="0"/>
+              <w:adjustRightInd w:val="0"/>
+              <w:jc w:val="both"/>
+              <w:rPr>
+                <w:rFonts w:ascii="Arial Nova Cond" w:hAnsi="Arial Nova Cond" w:cs="Arial"/>
+                <w:color w:val="000000"/>
+                <w:sz w:val="20"/>
+                <w:szCs w:val="20"/>
+              </w:rPr>
+            </w:pPr>
+            <w:r>
+              <w:rPr>
+                <w:rFonts w:ascii="Arial Nova Cond" w:hAnsi="Arial Nova Cond" w:cs="Arial"/>
+                <w:color w:val="000000"/>
+                <w:sz w:val="20"/>
+                <w:szCs w:val="20"/>
+              </w:rPr>
+              <w:t>{{producto2}}</w:t>
             </w:r>
           </w:p>
         </w:tc>
@@ -10421,8 +10615,8 @@
         </w:trPr>
         <w:tc>
           <w:tcPr>
-            <w:tcW w:w="875" w:type="dxa"/>
-            <w:vMerge/>
+            <w:tcW w:w="818" w:type="dxa"/>
+            <w:vMerge w:val="restart"/>
             <w:vAlign w:val="center"/>
           </w:tcPr>
           <w:p>
@@ -10445,11 +10639,22 @@
                 <w:lang w:val="es-ES_tradnl"/>
               </w:rPr>
             </w:pPr>
-          </w:p>
-        </w:tc>
-        <w:tc>
-          <w:tcPr>
-            <w:tcW w:w="1095" w:type="dxa"/>
+            <w:r>
+              <w:rPr>
+                <w:rFonts w:ascii="Arial Nova Cond" w:eastAsia="Calibri" w:hAnsi="Arial Nova Cond" w:cs="Times New Roman"/>
+                <w:b/>
+                <w:bCs/>
+                <w:sz w:val="20"/>
+                <w:szCs w:val="20"/>
+                <w:lang w:val="es-ES_tradnl"/>
+              </w:rPr>
+              <w:t>II</w:t>
+            </w:r>
+          </w:p>
+        </w:tc>
+        <w:tc>
+          <w:tcPr>
+            <w:tcW w:w="1018" w:type="dxa"/>
             <w:vAlign w:val="center"/>
           </w:tcPr>
           <w:p>
@@ -10481,39 +10686,13 @@
                 <w:szCs w:val="20"/>
                 <w:lang w:val="es-ES_tradnl"/>
               </w:rPr>
-              <w:t>U 2</w:t>
-            </w:r>
-          </w:p>
-        </w:tc>
-        <w:tc>
-          <w:tcPr>
-            <w:tcW w:w="1726" w:type="dxa"/>
-            <w:vAlign w:val="center"/>
-          </w:tcPr>
-          <w:p>
-            <w:pPr>
-              <w:pStyle w:val="NormalWeb"/>
-              <w:jc w:val="both"/>
-              <w:rPr>
-                <w:rFonts w:ascii="Arial Nova Cond" w:eastAsia="Calibri" w:hAnsi="Arial Nova Cond"/>
-                <w:sz w:val="20"/>
-                <w:szCs w:val="20"/>
-              </w:rPr>
-            </w:pPr>
-            <w:r>
-              <w:rPr>
-                <w:rFonts w:ascii="Arial Nova Cond" w:eastAsia="Calibri" w:hAnsi="Arial Nova Cond"/>
-                <w:sz w:val="20"/>
-                <w:szCs w:val="20"/>
-                <w:lang w:val="es-ES_tradnl"/>
-              </w:rPr>
-              <w:t>{{problemapotencialidad2}}</w:t>
-            </w:r>
-          </w:p>
-        </w:tc>
-        <w:tc>
-          <w:tcPr>
-            <w:tcW w:w="6169" w:type="dxa"/>
+              <w:t>U 3</w:t>
+            </w:r>
+          </w:p>
+        </w:tc>
+        <w:tc>
+          <w:tcPr>
+            <w:tcW w:w="5379" w:type="dxa"/>
             <w:vAlign w:val="center"/>
           </w:tcPr>
           <w:p>
@@ -10529,6 +10708,7 @@
               <w:jc w:val="both"/>
               <w:rPr>
                 <w:rFonts w:ascii="Arial Nova Cond" w:eastAsia="Calibri" w:hAnsi="Arial Nova Cond" w:cs="Times New Roman"/>
+                <w:color w:val="000000" w:themeColor="text1"/>
                 <w:sz w:val="20"/>
                 <w:szCs w:val="20"/>
                 <w:lang w:val="es-ES_tradnl"/>
@@ -10541,13 +10721,13 @@
                 <w:szCs w:val="20"/>
                 <w:lang w:val="es-ES_tradnl"/>
               </w:rPr>
-              <w:t>{{situacionsignificativa2}}</w:t>
-            </w:r>
-          </w:p>
-        </w:tc>
-        <w:tc>
-          <w:tcPr>
-            <w:tcW w:w="2015" w:type="dxa"/>
+              <w:t>{{situacionsignificativa3}}</w:t>
+            </w:r>
+          </w:p>
+        </w:tc>
+        <w:tc>
+          <w:tcPr>
+            <w:tcW w:w="1984" w:type="dxa"/>
             <w:vAlign w:val="center"/>
           </w:tcPr>
           <w:p>
@@ -10558,7 +10738,7 @@
               <w:jc w:val="center"/>
               <w:rPr>
                 <w:rFonts w:ascii="Arial Nova Cond" w:hAnsi="Arial Nova Cond" w:cs="Arial"/>
-                <w:color w:val="000000"/>
+                <w:color w:val="215E99" w:themeColor="text2" w:themeTint="BF"/>
                 <w:sz w:val="20"/>
                 <w:szCs w:val="20"/>
               </w:rPr>
@@ -10570,13 +10750,13 @@
                 <w:sz w:val="20"/>
                 <w:szCs w:val="20"/>
               </w:rPr>
-              <w:t>{{titulosituacionsignificativa2}}</w:t>
-            </w:r>
-          </w:p>
-        </w:tc>
-        <w:tc>
-          <w:tcPr>
-            <w:tcW w:w="1634" w:type="dxa"/>
+              <w:t>{{titulosituacionsignificativa3}}</w:t>
+            </w:r>
+          </w:p>
+        </w:tc>
+        <w:tc>
+          <w:tcPr>
+            <w:tcW w:w="2693" w:type="dxa"/>
             <w:vAlign w:val="center"/>
           </w:tcPr>
           <w:p>
@@ -10599,13 +10779,13 @@
                 <w:sz w:val="20"/>
                 <w:szCs w:val="20"/>
               </w:rPr>
-              <w:t>{{competencias2}}</w:t>
-            </w:r>
-          </w:p>
-        </w:tc>
-        <w:tc>
-          <w:tcPr>
-            <w:tcW w:w="1337" w:type="dxa"/>
+              <w:t>{{campotematico3}}</w:t>
+            </w:r>
+          </w:p>
+        </w:tc>
+        <w:tc>
+          <w:tcPr>
+            <w:tcW w:w="1560" w:type="dxa"/>
             <w:vAlign w:val="center"/>
           </w:tcPr>
           <w:p>
@@ -10613,7 +10793,7 @@
               <w:autoSpaceDE w:val="0"/>
               <w:autoSpaceDN w:val="0"/>
               <w:adjustRightInd w:val="0"/>
-              <w:jc w:val="center"/>
+              <w:jc w:val="both"/>
               <w:rPr>
                 <w:rFonts w:ascii="Arial Nova Cond" w:hAnsi="Arial Nova Cond" w:cs="Arial"/>
                 <w:color w:val="000000"/>
@@ -10628,7 +10808,36 @@
                 <w:sz w:val="20"/>
                 <w:szCs w:val="20"/>
               </w:rPr>
-              <w:t>{{producto2}}</w:t>
+              <w:t>{{competencias3}}</w:t>
+            </w:r>
+          </w:p>
+        </w:tc>
+        <w:tc>
+          <w:tcPr>
+            <w:tcW w:w="1399" w:type="dxa"/>
+            <w:vAlign w:val="center"/>
+          </w:tcPr>
+          <w:p>
+            <w:pPr>
+              <w:autoSpaceDE w:val="0"/>
+              <w:autoSpaceDN w:val="0"/>
+              <w:adjustRightInd w:val="0"/>
+              <w:jc w:val="both"/>
+              <w:rPr>
+                <w:rFonts w:ascii="Arial Nova Cond" w:hAnsi="Arial Nova Cond" w:cs="Arial"/>
+                <w:color w:val="000000"/>
+                <w:sz w:val="20"/>
+                <w:szCs w:val="20"/>
+              </w:rPr>
+            </w:pPr>
+            <w:r>
+              <w:rPr>
+                <w:rFonts w:ascii="Arial Nova Cond" w:hAnsi="Arial Nova Cond" w:cs="Arial"/>
+                <w:color w:val="000000"/>
+                <w:sz w:val="20"/>
+                <w:szCs w:val="20"/>
+              </w:rPr>
+              <w:t>{{producto3}}</w:t>
             </w:r>
           </w:p>
         </w:tc>
@@ -10640,8 +10849,8 @@
         </w:trPr>
         <w:tc>
           <w:tcPr>
-            <w:tcW w:w="875" w:type="dxa"/>
-            <w:vMerge w:val="restart"/>
+            <w:tcW w:w="818" w:type="dxa"/>
+            <w:vMerge/>
             <w:vAlign w:val="center"/>
           </w:tcPr>
           <w:p>
@@ -10664,22 +10873,11 @@
                 <w:lang w:val="es-ES_tradnl"/>
               </w:rPr>
             </w:pPr>
-            <w:r>
-              <w:rPr>
-                <w:rFonts w:ascii="Arial Nova Cond" w:eastAsia="Calibri" w:hAnsi="Arial Nova Cond" w:cs="Times New Roman"/>
-                <w:b/>
-                <w:bCs/>
-                <w:sz w:val="20"/>
-                <w:szCs w:val="20"/>
-                <w:lang w:val="es-ES_tradnl"/>
-              </w:rPr>
-              <w:t>II</w:t>
-            </w:r>
-          </w:p>
-        </w:tc>
-        <w:tc>
-          <w:tcPr>
-            <w:tcW w:w="1095" w:type="dxa"/>
+          </w:p>
+        </w:tc>
+        <w:tc>
+          <w:tcPr>
+            <w:tcW w:w="1018" w:type="dxa"/>
             <w:vAlign w:val="center"/>
           </w:tcPr>
           <w:p>
@@ -10711,39 +10909,13 @@
                 <w:szCs w:val="20"/>
                 <w:lang w:val="es-ES_tradnl"/>
               </w:rPr>
-              <w:t>U 3</w:t>
-            </w:r>
-          </w:p>
-        </w:tc>
-        <w:tc>
-          <w:tcPr>
-            <w:tcW w:w="1726" w:type="dxa"/>
-            <w:vAlign w:val="center"/>
-          </w:tcPr>
-          <w:p>
-            <w:pPr>
-              <w:pStyle w:val="Sinespaciado"/>
-              <w:jc w:val="both"/>
-              <w:rPr>
-                <w:rFonts w:ascii="Arial Nova Cond" w:eastAsia="Times New Roman" w:hAnsi="Arial Nova Cond" w:cs="Times New Roman"/>
-                <w:sz w:val="20"/>
-                <w:szCs w:val="20"/>
-              </w:rPr>
-            </w:pPr>
-            <w:r>
-              <w:rPr>
-                <w:rFonts w:ascii="Arial Nova Cond" w:eastAsia="Calibri" w:hAnsi="Arial Nova Cond" w:cs="Times New Roman"/>
-                <w:sz w:val="20"/>
-                <w:szCs w:val="20"/>
-                <w:lang w:val="es-ES_tradnl"/>
-              </w:rPr>
-              <w:t>{{problemapotencialidad3}}</w:t>
-            </w:r>
-          </w:p>
-        </w:tc>
-        <w:tc>
-          <w:tcPr>
-            <w:tcW w:w="6169" w:type="dxa"/>
+              <w:t>U 4</w:t>
+            </w:r>
+          </w:p>
+        </w:tc>
+        <w:tc>
+          <w:tcPr>
+            <w:tcW w:w="5379" w:type="dxa"/>
             <w:vAlign w:val="center"/>
           </w:tcPr>
           <w:p>
@@ -10772,13 +10944,13 @@
                 <w:szCs w:val="20"/>
                 <w:lang w:val="es-ES_tradnl"/>
               </w:rPr>
-              <w:t>{{situacionsignificativa3}}</w:t>
-            </w:r>
-          </w:p>
-        </w:tc>
-        <w:tc>
-          <w:tcPr>
-            <w:tcW w:w="2015" w:type="dxa"/>
+              <w:t>{{situacionsignificativa4}}</w:t>
+            </w:r>
+          </w:p>
+        </w:tc>
+        <w:tc>
+          <w:tcPr>
+            <w:tcW w:w="1984" w:type="dxa"/>
             <w:vAlign w:val="center"/>
           </w:tcPr>
           <w:p>
@@ -10789,7 +10961,7 @@
               <w:jc w:val="center"/>
               <w:rPr>
                 <w:rFonts w:ascii="Arial Nova Cond" w:hAnsi="Arial Nova Cond" w:cs="Arial"/>
-                <w:color w:val="215E99" w:themeColor="text2" w:themeTint="BF"/>
+                <w:color w:val="000000" w:themeColor="text1"/>
                 <w:sz w:val="20"/>
                 <w:szCs w:val="20"/>
               </w:rPr>
@@ -10801,13 +10973,13 @@
                 <w:sz w:val="20"/>
                 <w:szCs w:val="20"/>
               </w:rPr>
-              <w:t>{{titulosituacionsignificativa3}}</w:t>
-            </w:r>
-          </w:p>
-        </w:tc>
-        <w:tc>
-          <w:tcPr>
-            <w:tcW w:w="1634" w:type="dxa"/>
+              <w:t>{{titulosituacionsignificativa4}}</w:t>
+            </w:r>
+          </w:p>
+        </w:tc>
+        <w:tc>
+          <w:tcPr>
+            <w:tcW w:w="2693" w:type="dxa"/>
             <w:vAlign w:val="center"/>
           </w:tcPr>
           <w:p>
@@ -10830,13 +11002,13 @@
                 <w:sz w:val="20"/>
                 <w:szCs w:val="20"/>
               </w:rPr>
-              <w:t>{{competencias3}}</w:t>
-            </w:r>
-          </w:p>
-        </w:tc>
-        <w:tc>
-          <w:tcPr>
-            <w:tcW w:w="1337" w:type="dxa"/>
+              <w:t>{{campotematico4}}</w:t>
+            </w:r>
+          </w:p>
+        </w:tc>
+        <w:tc>
+          <w:tcPr>
+            <w:tcW w:w="1560" w:type="dxa"/>
             <w:vAlign w:val="center"/>
           </w:tcPr>
           <w:p>
@@ -10844,7 +11016,7 @@
               <w:autoSpaceDE w:val="0"/>
               <w:autoSpaceDN w:val="0"/>
               <w:adjustRightInd w:val="0"/>
-              <w:jc w:val="center"/>
+              <w:jc w:val="both"/>
               <w:rPr>
                 <w:rFonts w:ascii="Arial Nova Cond" w:hAnsi="Arial Nova Cond" w:cs="Arial"/>
                 <w:color w:val="000000"/>
@@ -10859,7 +11031,36 @@
                 <w:sz w:val="20"/>
                 <w:szCs w:val="20"/>
               </w:rPr>
-              <w:t>{{producto3}}</w:t>
+              <w:t>{{competencias4}}</w:t>
+            </w:r>
+          </w:p>
+        </w:tc>
+        <w:tc>
+          <w:tcPr>
+            <w:tcW w:w="1399" w:type="dxa"/>
+            <w:vAlign w:val="center"/>
+          </w:tcPr>
+          <w:p>
+            <w:pPr>
+              <w:autoSpaceDE w:val="0"/>
+              <w:autoSpaceDN w:val="0"/>
+              <w:adjustRightInd w:val="0"/>
+              <w:jc w:val="both"/>
+              <w:rPr>
+                <w:rFonts w:ascii="Arial Nova Cond" w:hAnsi="Arial Nova Cond" w:cs="Arial"/>
+                <w:color w:val="000000"/>
+                <w:sz w:val="20"/>
+                <w:szCs w:val="20"/>
+              </w:rPr>
+            </w:pPr>
+            <w:r>
+              <w:rPr>
+                <w:rFonts w:ascii="Arial Nova Cond" w:hAnsi="Arial Nova Cond" w:cs="Arial"/>
+                <w:color w:val="000000"/>
+                <w:sz w:val="20"/>
+                <w:szCs w:val="20"/>
+              </w:rPr>
+              <w:t>{{producto4}}</w:t>
             </w:r>
           </w:p>
         </w:tc>
@@ -10871,8 +11072,8 @@
         </w:trPr>
         <w:tc>
           <w:tcPr>
-            <w:tcW w:w="875" w:type="dxa"/>
-            <w:vMerge/>
+            <w:tcW w:w="818" w:type="dxa"/>
+            <w:vMerge w:val="restart"/>
             <w:vAlign w:val="center"/>
           </w:tcPr>
           <w:p>
@@ -10895,11 +11096,22 @@
                 <w:lang w:val="es-ES_tradnl"/>
               </w:rPr>
             </w:pPr>
-          </w:p>
-        </w:tc>
-        <w:tc>
-          <w:tcPr>
-            <w:tcW w:w="1095" w:type="dxa"/>
+            <w:r>
+              <w:rPr>
+                <w:rFonts w:ascii="Arial Nova Cond" w:eastAsia="Calibri" w:hAnsi="Arial Nova Cond" w:cs="Times New Roman"/>
+                <w:b/>
+                <w:bCs/>
+                <w:sz w:val="20"/>
+                <w:szCs w:val="20"/>
+                <w:lang w:val="es-ES_tradnl"/>
+              </w:rPr>
+              <w:t>III</w:t>
+            </w:r>
+          </w:p>
+        </w:tc>
+        <w:tc>
+          <w:tcPr>
+            <w:tcW w:w="1018" w:type="dxa"/>
             <w:vAlign w:val="center"/>
           </w:tcPr>
           <w:p>
@@ -10931,39 +11143,13 @@
                 <w:szCs w:val="20"/>
                 <w:lang w:val="es-ES_tradnl"/>
               </w:rPr>
-              <w:t>U 4</w:t>
-            </w:r>
-          </w:p>
-        </w:tc>
-        <w:tc>
-          <w:tcPr>
-            <w:tcW w:w="1726" w:type="dxa"/>
-            <w:vAlign w:val="center"/>
-          </w:tcPr>
-          <w:p>
-            <w:pPr>
-              <w:pStyle w:val="Sinespaciado"/>
-              <w:jc w:val="both"/>
-              <w:rPr>
-                <w:rFonts w:ascii="Arial Nova Cond" w:hAnsi="Arial Nova Cond"/>
-                <w:sz w:val="20"/>
-                <w:szCs w:val="20"/>
-              </w:rPr>
-            </w:pPr>
-            <w:r>
-              <w:rPr>
-                <w:rFonts w:ascii="Arial Nova Cond" w:eastAsia="Calibri" w:hAnsi="Arial Nova Cond" w:cs="Times New Roman"/>
-                <w:sz w:val="20"/>
-                <w:szCs w:val="20"/>
-                <w:lang w:val="es-ES_tradnl"/>
-              </w:rPr>
-              <w:t>{{problemapotencialidad4}}</w:t>
-            </w:r>
-          </w:p>
-        </w:tc>
-        <w:tc>
-          <w:tcPr>
-            <w:tcW w:w="6169" w:type="dxa"/>
+              <w:t>U 5</w:t>
+            </w:r>
+          </w:p>
+        </w:tc>
+        <w:tc>
+          <w:tcPr>
+            <w:tcW w:w="5379" w:type="dxa"/>
             <w:vAlign w:val="center"/>
           </w:tcPr>
           <w:p>
@@ -10992,13 +11178,13 @@
                 <w:szCs w:val="20"/>
                 <w:lang w:val="es-ES_tradnl"/>
               </w:rPr>
-              <w:t>{{situacionsignificativa4}}</w:t>
-            </w:r>
-          </w:p>
-        </w:tc>
-        <w:tc>
-          <w:tcPr>
-            <w:tcW w:w="2015" w:type="dxa"/>
+              <w:t xml:space="preserve">{{situacionsignificativa5}} </w:t>
+            </w:r>
+          </w:p>
+        </w:tc>
+        <w:tc>
+          <w:tcPr>
+            <w:tcW w:w="1984" w:type="dxa"/>
             <w:vAlign w:val="center"/>
           </w:tcPr>
           <w:p>
@@ -11021,13 +11207,13 @@
                 <w:sz w:val="20"/>
                 <w:szCs w:val="20"/>
               </w:rPr>
-              <w:t>{{titulosituacionsignificativa4}}</w:t>
-            </w:r>
-          </w:p>
-        </w:tc>
-        <w:tc>
-          <w:tcPr>
-            <w:tcW w:w="1634" w:type="dxa"/>
+              <w:t>{{titulosituacionsignificativa5}}</w:t>
+            </w:r>
+          </w:p>
+        </w:tc>
+        <w:tc>
+          <w:tcPr>
+            <w:tcW w:w="2693" w:type="dxa"/>
             <w:vAlign w:val="center"/>
           </w:tcPr>
           <w:p>
@@ -11050,13 +11236,13 @@
                 <w:sz w:val="20"/>
                 <w:szCs w:val="20"/>
               </w:rPr>
-              <w:t>{{competencias4}}</w:t>
-            </w:r>
-          </w:p>
-        </w:tc>
-        <w:tc>
-          <w:tcPr>
-            <w:tcW w:w="1337" w:type="dxa"/>
+              <w:t>{{campotematico5}}</w:t>
+            </w:r>
+          </w:p>
+        </w:tc>
+        <w:tc>
+          <w:tcPr>
+            <w:tcW w:w="1560" w:type="dxa"/>
             <w:vAlign w:val="center"/>
           </w:tcPr>
           <w:p>
@@ -11064,7 +11250,7 @@
               <w:autoSpaceDE w:val="0"/>
               <w:autoSpaceDN w:val="0"/>
               <w:adjustRightInd w:val="0"/>
-              <w:jc w:val="center"/>
+              <w:jc w:val="both"/>
               <w:rPr>
                 <w:rFonts w:ascii="Arial Nova Cond" w:hAnsi="Arial Nova Cond" w:cs="Arial"/>
                 <w:color w:val="000000"/>
@@ -11079,7 +11265,36 @@
                 <w:sz w:val="20"/>
                 <w:szCs w:val="20"/>
               </w:rPr>
-              <w:t>{{producto4}}</w:t>
+              <w:t>{{competencias5}}</w:t>
+            </w:r>
+          </w:p>
+        </w:tc>
+        <w:tc>
+          <w:tcPr>
+            <w:tcW w:w="1399" w:type="dxa"/>
+            <w:vAlign w:val="center"/>
+          </w:tcPr>
+          <w:p>
+            <w:pPr>
+              <w:autoSpaceDE w:val="0"/>
+              <w:autoSpaceDN w:val="0"/>
+              <w:adjustRightInd w:val="0"/>
+              <w:jc w:val="both"/>
+              <w:rPr>
+                <w:rFonts w:ascii="Arial Nova Cond" w:hAnsi="Arial Nova Cond" w:cs="Arial"/>
+                <w:color w:val="000000"/>
+                <w:sz w:val="20"/>
+                <w:szCs w:val="20"/>
+              </w:rPr>
+            </w:pPr>
+            <w:r>
+              <w:rPr>
+                <w:rFonts w:ascii="Arial Nova Cond" w:hAnsi="Arial Nova Cond" w:cs="Arial"/>
+                <w:color w:val="000000"/>
+                <w:sz w:val="20"/>
+                <w:szCs w:val="20"/>
+              </w:rPr>
+              <w:t>{{producto5}}</w:t>
             </w:r>
           </w:p>
         </w:tc>
@@ -11091,8 +11306,8 @@
         </w:trPr>
         <w:tc>
           <w:tcPr>
-            <w:tcW w:w="875" w:type="dxa"/>
-            <w:vMerge w:val="restart"/>
+            <w:tcW w:w="818" w:type="dxa"/>
+            <w:vMerge/>
             <w:vAlign w:val="center"/>
           </w:tcPr>
           <w:p>
@@ -11115,22 +11330,11 @@
                 <w:lang w:val="es-ES_tradnl"/>
               </w:rPr>
             </w:pPr>
-            <w:r>
-              <w:rPr>
-                <w:rFonts w:ascii="Arial Nova Cond" w:eastAsia="Calibri" w:hAnsi="Arial Nova Cond" w:cs="Times New Roman"/>
-                <w:b/>
-                <w:bCs/>
-                <w:sz w:val="20"/>
-                <w:szCs w:val="20"/>
-                <w:lang w:val="es-ES_tradnl"/>
-              </w:rPr>
-              <w:t>III</w:t>
-            </w:r>
-          </w:p>
-        </w:tc>
-        <w:tc>
-          <w:tcPr>
-            <w:tcW w:w="1095" w:type="dxa"/>
+          </w:p>
+        </w:tc>
+        <w:tc>
+          <w:tcPr>
+            <w:tcW w:w="1018" w:type="dxa"/>
             <w:vAlign w:val="center"/>
           </w:tcPr>
           <w:p>
@@ -11162,40 +11366,13 @@
                 <w:szCs w:val="20"/>
                 <w:lang w:val="es-ES_tradnl"/>
               </w:rPr>
-              <w:t>U 5</w:t>
-            </w:r>
-          </w:p>
-        </w:tc>
-        <w:tc>
-          <w:tcPr>
-            <w:tcW w:w="1726" w:type="dxa"/>
-            <w:vAlign w:val="center"/>
-          </w:tcPr>
-          <w:p>
-            <w:pPr>
-              <w:pStyle w:val="Sinespaciado"/>
-              <w:jc w:val="both"/>
-              <w:rPr>
-                <w:rFonts w:ascii="Arial Nova Cond" w:hAnsi="Arial Nova Cond"/>
-                <w:color w:val="000000" w:themeColor="text1"/>
-                <w:sz w:val="20"/>
-                <w:szCs w:val="20"/>
-              </w:rPr>
-            </w:pPr>
-            <w:r>
-              <w:rPr>
-                <w:rFonts w:ascii="Arial Nova Cond" w:eastAsia="Calibri" w:hAnsi="Arial Nova Cond" w:cs="Times New Roman"/>
-                <w:sz w:val="20"/>
-                <w:szCs w:val="20"/>
-                <w:lang w:val="es-ES_tradnl"/>
-              </w:rPr>
-              <w:t>{{problemapotencialidad5}}</w:t>
-            </w:r>
-          </w:p>
-        </w:tc>
-        <w:tc>
-          <w:tcPr>
-            <w:tcW w:w="6169" w:type="dxa"/>
+              <w:t>U 6</w:t>
+            </w:r>
+          </w:p>
+        </w:tc>
+        <w:tc>
+          <w:tcPr>
+            <w:tcW w:w="5379" w:type="dxa"/>
             <w:vAlign w:val="center"/>
           </w:tcPr>
           <w:p>
@@ -11211,7 +11388,6 @@
               <w:jc w:val="both"/>
               <w:rPr>
                 <w:rFonts w:ascii="Arial Nova Cond" w:eastAsia="Calibri" w:hAnsi="Arial Nova Cond" w:cs="Times New Roman"/>
-                <w:color w:val="000000" w:themeColor="text1"/>
                 <w:sz w:val="20"/>
                 <w:szCs w:val="20"/>
                 <w:lang w:val="es-ES_tradnl"/>
@@ -11224,13 +11400,13 @@
                 <w:szCs w:val="20"/>
                 <w:lang w:val="es-ES_tradnl"/>
               </w:rPr>
-              <w:t>{{situacionsignificativa5}}</w:t>
-            </w:r>
-          </w:p>
-        </w:tc>
-        <w:tc>
-          <w:tcPr>
-            <w:tcW w:w="2015" w:type="dxa"/>
+              <w:t>{{situacionsignificativa6}}</w:t>
+            </w:r>
+          </w:p>
+        </w:tc>
+        <w:tc>
+          <w:tcPr>
+            <w:tcW w:w="1984" w:type="dxa"/>
             <w:vAlign w:val="center"/>
           </w:tcPr>
           <w:p>
@@ -11241,7 +11417,7 @@
               <w:jc w:val="center"/>
               <w:rPr>
                 <w:rFonts w:ascii="Arial Nova Cond" w:hAnsi="Arial Nova Cond" w:cs="Arial"/>
-                <w:color w:val="000000" w:themeColor="text1"/>
+                <w:color w:val="0070C0"/>
                 <w:sz w:val="20"/>
                 <w:szCs w:val="20"/>
               </w:rPr>
@@ -11253,13 +11429,13 @@
                 <w:sz w:val="20"/>
                 <w:szCs w:val="20"/>
               </w:rPr>
-              <w:t>{{titulosituacionsignificativa5}}</w:t>
-            </w:r>
-          </w:p>
-        </w:tc>
-        <w:tc>
-          <w:tcPr>
-            <w:tcW w:w="1634" w:type="dxa"/>
+              <w:t>{{titulosituacionsignificativa6}}</w:t>
+            </w:r>
+          </w:p>
+        </w:tc>
+        <w:tc>
+          <w:tcPr>
+            <w:tcW w:w="2693" w:type="dxa"/>
             <w:vAlign w:val="center"/>
           </w:tcPr>
           <w:p>
@@ -11282,13 +11458,13 @@
                 <w:sz w:val="20"/>
                 <w:szCs w:val="20"/>
               </w:rPr>
-              <w:t>{{competencias5}}</w:t>
-            </w:r>
-          </w:p>
-        </w:tc>
-        <w:tc>
-          <w:tcPr>
-            <w:tcW w:w="1337" w:type="dxa"/>
+              <w:t>{{campotematico6}}</w:t>
+            </w:r>
+          </w:p>
+        </w:tc>
+        <w:tc>
+          <w:tcPr>
+            <w:tcW w:w="1560" w:type="dxa"/>
             <w:vAlign w:val="center"/>
           </w:tcPr>
           <w:p>
@@ -11296,7 +11472,7 @@
               <w:autoSpaceDE w:val="0"/>
               <w:autoSpaceDN w:val="0"/>
               <w:adjustRightInd w:val="0"/>
-              <w:jc w:val="center"/>
+              <w:jc w:val="both"/>
               <w:rPr>
                 <w:rFonts w:ascii="Arial Nova Cond" w:hAnsi="Arial Nova Cond" w:cs="Arial"/>
                 <w:color w:val="000000"/>
@@ -11311,7 +11487,36 @@
                 <w:sz w:val="20"/>
                 <w:szCs w:val="20"/>
               </w:rPr>
-              <w:t>{{producto5}}</w:t>
+              <w:t>{{competencias6}}</w:t>
+            </w:r>
+          </w:p>
+        </w:tc>
+        <w:tc>
+          <w:tcPr>
+            <w:tcW w:w="1399" w:type="dxa"/>
+            <w:vAlign w:val="center"/>
+          </w:tcPr>
+          <w:p>
+            <w:pPr>
+              <w:autoSpaceDE w:val="0"/>
+              <w:autoSpaceDN w:val="0"/>
+              <w:adjustRightInd w:val="0"/>
+              <w:jc w:val="both"/>
+              <w:rPr>
+                <w:rFonts w:ascii="Arial Nova Cond" w:hAnsi="Arial Nova Cond" w:cs="Arial"/>
+                <w:color w:val="000000"/>
+                <w:sz w:val="20"/>
+                <w:szCs w:val="20"/>
+              </w:rPr>
+            </w:pPr>
+            <w:r>
+              <w:rPr>
+                <w:rFonts w:ascii="Arial Nova Cond" w:hAnsi="Arial Nova Cond" w:cs="Arial"/>
+                <w:color w:val="000000"/>
+                <w:sz w:val="20"/>
+                <w:szCs w:val="20"/>
+              </w:rPr>
+              <w:t>{{producto6}}</w:t>
             </w:r>
           </w:p>
         </w:tc>
@@ -11323,8 +11528,8 @@
         </w:trPr>
         <w:tc>
           <w:tcPr>
-            <w:tcW w:w="875" w:type="dxa"/>
-            <w:vMerge/>
+            <w:tcW w:w="818" w:type="dxa"/>
+            <w:vMerge w:val="restart"/>
             <w:vAlign w:val="center"/>
           </w:tcPr>
           <w:p>
@@ -11347,11 +11552,22 @@
                 <w:lang w:val="es-ES_tradnl"/>
               </w:rPr>
             </w:pPr>
-          </w:p>
-        </w:tc>
-        <w:tc>
-          <w:tcPr>
-            <w:tcW w:w="1095" w:type="dxa"/>
+            <w:r>
+              <w:rPr>
+                <w:rFonts w:ascii="Arial Nova Cond" w:eastAsia="Calibri" w:hAnsi="Arial Nova Cond" w:cs="Times New Roman"/>
+                <w:b/>
+                <w:bCs/>
+                <w:sz w:val="20"/>
+                <w:szCs w:val="20"/>
+                <w:lang w:val="es-ES_tradnl"/>
+              </w:rPr>
+              <w:t>IV</w:t>
+            </w:r>
+          </w:p>
+        </w:tc>
+        <w:tc>
+          <w:tcPr>
+            <w:tcW w:w="1018" w:type="dxa"/>
             <w:vAlign w:val="center"/>
           </w:tcPr>
           <w:p>
@@ -11383,39 +11599,13 @@
                 <w:szCs w:val="20"/>
                 <w:lang w:val="es-ES_tradnl"/>
               </w:rPr>
-              <w:t>U 6</w:t>
-            </w:r>
-          </w:p>
-        </w:tc>
-        <w:tc>
-          <w:tcPr>
-            <w:tcW w:w="1726" w:type="dxa"/>
-            <w:vAlign w:val="center"/>
-          </w:tcPr>
-          <w:p>
-            <w:pPr>
-              <w:pStyle w:val="Sinespaciado"/>
-              <w:jc w:val="both"/>
-              <w:rPr>
-                <w:rFonts w:ascii="Arial Nova Cond" w:hAnsi="Arial Nova Cond"/>
-                <w:sz w:val="20"/>
-                <w:szCs w:val="20"/>
-              </w:rPr>
-            </w:pPr>
-            <w:r>
-              <w:rPr>
-                <w:rFonts w:ascii="Arial Nova Cond" w:eastAsia="Calibri" w:hAnsi="Arial Nova Cond" w:cs="Times New Roman"/>
-                <w:sz w:val="20"/>
-                <w:szCs w:val="20"/>
-                <w:lang w:val="es-ES_tradnl"/>
-              </w:rPr>
-              <w:t>{{problemapotencialidad6}}</w:t>
-            </w:r>
-          </w:p>
-        </w:tc>
-        <w:tc>
-          <w:tcPr>
-            <w:tcW w:w="6169" w:type="dxa"/>
+              <w:t>U 7</w:t>
+            </w:r>
+          </w:p>
+        </w:tc>
+        <w:tc>
+          <w:tcPr>
+            <w:tcW w:w="5379" w:type="dxa"/>
             <w:vAlign w:val="center"/>
           </w:tcPr>
           <w:p>
@@ -11430,26 +11620,26 @@
               <w:ind w:left="0"/>
               <w:jc w:val="both"/>
               <w:rPr>
+                <w:rFonts w:ascii="Arial Nova Cond" w:hAnsi="Arial Nova Cond"/>
+                <w:color w:val="000000" w:themeColor="text1"/>
+                <w:sz w:val="20"/>
+                <w:szCs w:val="20"/>
+              </w:rPr>
+            </w:pPr>
+            <w:r>
+              <w:rPr>
                 <w:rFonts w:ascii="Arial Nova Cond" w:eastAsia="Calibri" w:hAnsi="Arial Nova Cond" w:cs="Times New Roman"/>
                 <w:sz w:val="20"/>
                 <w:szCs w:val="20"/>
                 <w:lang w:val="es-ES_tradnl"/>
               </w:rPr>
-            </w:pPr>
-            <w:r>
-              <w:rPr>
-                <w:rFonts w:ascii="Arial Nova Cond" w:eastAsia="Calibri" w:hAnsi="Arial Nova Cond" w:cs="Times New Roman"/>
-                <w:sz w:val="20"/>
-                <w:szCs w:val="20"/>
-                <w:lang w:val="es-ES_tradnl"/>
-              </w:rPr>
-              <w:t>{{situacionsignificativa6}}</w:t>
-            </w:r>
-          </w:p>
-        </w:tc>
-        <w:tc>
-          <w:tcPr>
-            <w:tcW w:w="2015" w:type="dxa"/>
+              <w:t>{{situacionsignificativa7}}</w:t>
+            </w:r>
+          </w:p>
+        </w:tc>
+        <w:tc>
+          <w:tcPr>
+            <w:tcW w:w="1984" w:type="dxa"/>
             <w:vAlign w:val="center"/>
           </w:tcPr>
           <w:p>
@@ -11460,7 +11650,7 @@
               <w:jc w:val="center"/>
               <w:rPr>
                 <w:rFonts w:ascii="Arial Nova Cond" w:hAnsi="Arial Nova Cond" w:cs="Arial"/>
-                <w:color w:val="0070C0"/>
+                <w:color w:val="000000" w:themeColor="text1"/>
                 <w:sz w:val="20"/>
                 <w:szCs w:val="20"/>
               </w:rPr>
@@ -11472,13 +11662,13 @@
                 <w:sz w:val="20"/>
                 <w:szCs w:val="20"/>
               </w:rPr>
-              <w:t>{{titulosituacionsignificativa6}}</w:t>
-            </w:r>
-          </w:p>
-        </w:tc>
-        <w:tc>
-          <w:tcPr>
-            <w:tcW w:w="1634" w:type="dxa"/>
+              <w:t>{{titulosituacionsignificativa7}}</w:t>
+            </w:r>
+          </w:p>
+        </w:tc>
+        <w:tc>
+          <w:tcPr>
+            <w:tcW w:w="2693" w:type="dxa"/>
             <w:vAlign w:val="center"/>
           </w:tcPr>
           <w:p>
@@ -11501,13 +11691,13 @@
                 <w:sz w:val="20"/>
                 <w:szCs w:val="20"/>
               </w:rPr>
-              <w:t>{{competencias6}}</w:t>
-            </w:r>
-          </w:p>
-        </w:tc>
-        <w:tc>
-          <w:tcPr>
-            <w:tcW w:w="1337" w:type="dxa"/>
+              <w:t>{{campotematico7}}</w:t>
+            </w:r>
+          </w:p>
+        </w:tc>
+        <w:tc>
+          <w:tcPr>
+            <w:tcW w:w="1560" w:type="dxa"/>
             <w:vAlign w:val="center"/>
           </w:tcPr>
           <w:p>
@@ -11515,7 +11705,7 @@
               <w:autoSpaceDE w:val="0"/>
               <w:autoSpaceDN w:val="0"/>
               <w:adjustRightInd w:val="0"/>
-              <w:jc w:val="center"/>
+              <w:jc w:val="both"/>
               <w:rPr>
                 <w:rFonts w:ascii="Arial Nova Cond" w:hAnsi="Arial Nova Cond" w:cs="Arial"/>
                 <w:color w:val="000000"/>
@@ -11530,7 +11720,36 @@
                 <w:sz w:val="20"/>
                 <w:szCs w:val="20"/>
               </w:rPr>
-              <w:t>{{producto6}}</w:t>
+              <w:t>{{competencias7}}</w:t>
+            </w:r>
+          </w:p>
+        </w:tc>
+        <w:tc>
+          <w:tcPr>
+            <w:tcW w:w="1399" w:type="dxa"/>
+            <w:vAlign w:val="center"/>
+          </w:tcPr>
+          <w:p>
+            <w:pPr>
+              <w:autoSpaceDE w:val="0"/>
+              <w:autoSpaceDN w:val="0"/>
+              <w:adjustRightInd w:val="0"/>
+              <w:jc w:val="both"/>
+              <w:rPr>
+                <w:rFonts w:ascii="Arial Nova Cond" w:hAnsi="Arial Nova Cond" w:cs="Arial"/>
+                <w:color w:val="000000"/>
+                <w:sz w:val="20"/>
+                <w:szCs w:val="20"/>
+              </w:rPr>
+            </w:pPr>
+            <w:r>
+              <w:rPr>
+                <w:rFonts w:ascii="Arial Nova Cond" w:hAnsi="Arial Nova Cond" w:cs="Arial"/>
+                <w:color w:val="000000"/>
+                <w:sz w:val="20"/>
+                <w:szCs w:val="20"/>
+              </w:rPr>
+              <w:t>{{producto7}}</w:t>
             </w:r>
           </w:p>
         </w:tc>
@@ -11542,8 +11761,8 @@
         </w:trPr>
         <w:tc>
           <w:tcPr>
-            <w:tcW w:w="875" w:type="dxa"/>
-            <w:vMerge w:val="restart"/>
+            <w:tcW w:w="818" w:type="dxa"/>
+            <w:vMerge/>
             <w:vAlign w:val="center"/>
           </w:tcPr>
           <w:p>
@@ -11566,22 +11785,11 @@
                 <w:lang w:val="es-ES_tradnl"/>
               </w:rPr>
             </w:pPr>
-            <w:r>
-              <w:rPr>
-                <w:rFonts w:ascii="Arial Nova Cond" w:eastAsia="Calibri" w:hAnsi="Arial Nova Cond" w:cs="Times New Roman"/>
-                <w:b/>
-                <w:bCs/>
-                <w:sz w:val="20"/>
-                <w:szCs w:val="20"/>
-                <w:lang w:val="es-ES_tradnl"/>
-              </w:rPr>
-              <w:t>IV</w:t>
-            </w:r>
-          </w:p>
-        </w:tc>
-        <w:tc>
-          <w:tcPr>
-            <w:tcW w:w="1095" w:type="dxa"/>
+          </w:p>
+        </w:tc>
+        <w:tc>
+          <w:tcPr>
+            <w:tcW w:w="1018" w:type="dxa"/>
             <w:vAlign w:val="center"/>
           </w:tcPr>
           <w:p>
@@ -11613,13 +11821,13 @@
                 <w:szCs w:val="20"/>
                 <w:lang w:val="es-ES_tradnl"/>
               </w:rPr>
-              <w:t>U 7</w:t>
-            </w:r>
-          </w:p>
-        </w:tc>
-        <w:tc>
-          <w:tcPr>
-            <w:tcW w:w="1726" w:type="dxa"/>
+              <w:t>U 8</w:t>
+            </w:r>
+          </w:p>
+        </w:tc>
+        <w:tc>
+          <w:tcPr>
+            <w:tcW w:w="5379" w:type="dxa"/>
             <w:vAlign w:val="center"/>
           </w:tcPr>
           <w:p>
@@ -11632,6 +11840,7 @@
               </w:tabs>
               <w:spacing w:line="276" w:lineRule="auto"/>
               <w:ind w:left="0"/>
+              <w:jc w:val="both"/>
               <w:rPr>
                 <w:rFonts w:ascii="Arial Nova Cond" w:eastAsia="Calibri" w:hAnsi="Arial Nova Cond" w:cs="Times New Roman"/>
                 <w:color w:val="000000" w:themeColor="text1"/>
@@ -11647,47 +11856,13 @@
                 <w:szCs w:val="20"/>
                 <w:lang w:val="es-ES_tradnl"/>
               </w:rPr>
-              <w:t>{{problemapotencialidad7}}</w:t>
-            </w:r>
-          </w:p>
-        </w:tc>
-        <w:tc>
-          <w:tcPr>
-            <w:tcW w:w="6169" w:type="dxa"/>
-            <w:vAlign w:val="center"/>
-          </w:tcPr>
-          <w:p>
-            <w:pPr>
-              <w:pStyle w:val="Prrafodelista"/>
-              <w:tabs>
-                <w:tab w:val="left" w:pos="0"/>
-                <w:tab w:val="left" w:pos="142"/>
-                <w:tab w:val="left" w:pos="284"/>
-              </w:tabs>
-              <w:spacing w:line="276" w:lineRule="auto"/>
-              <w:ind w:left="0"/>
-              <w:jc w:val="both"/>
-              <w:rPr>
-                <w:rFonts w:ascii="Arial Nova Cond" w:hAnsi="Arial Nova Cond"/>
-                <w:color w:val="000000" w:themeColor="text1"/>
-                <w:sz w:val="20"/>
-                <w:szCs w:val="20"/>
-              </w:rPr>
-            </w:pPr>
-            <w:r>
-              <w:rPr>
-                <w:rFonts w:ascii="Arial Nova Cond" w:eastAsia="Calibri" w:hAnsi="Arial Nova Cond" w:cs="Times New Roman"/>
-                <w:sz w:val="20"/>
-                <w:szCs w:val="20"/>
-                <w:lang w:val="es-ES_tradnl"/>
-              </w:rPr>
-              <w:t>{{situacionsignificativa7}}</w:t>
-            </w:r>
-          </w:p>
-        </w:tc>
-        <w:tc>
-          <w:tcPr>
-            <w:tcW w:w="2015" w:type="dxa"/>
+              <w:t>{{situacionsignificativa8}}</w:t>
+            </w:r>
+          </w:p>
+        </w:tc>
+        <w:tc>
+          <w:tcPr>
+            <w:tcW w:w="1984" w:type="dxa"/>
             <w:vAlign w:val="center"/>
           </w:tcPr>
           <w:p>
@@ -11697,26 +11872,26 @@
               <w:adjustRightInd w:val="0"/>
               <w:jc w:val="center"/>
               <w:rPr>
+                <w:rFonts w:ascii="Arial Nova Cond" w:eastAsia="Calibri" w:hAnsi="Arial Nova Cond" w:cs="Times New Roman"/>
+                <w:sz w:val="20"/>
+                <w:szCs w:val="20"/>
+                <w:lang w:val="es-ES_tradnl"/>
+              </w:rPr>
+            </w:pPr>
+            <w:r>
+              <w:rPr>
                 <w:rFonts w:ascii="Arial Nova Cond" w:hAnsi="Arial Nova Cond" w:cs="Arial"/>
-                <w:color w:val="000000" w:themeColor="text1"/>
-                <w:sz w:val="20"/>
-                <w:szCs w:val="20"/>
-              </w:rPr>
-            </w:pPr>
-            <w:r>
-              <w:rPr>
-                <w:rFonts w:ascii="Arial Nova Cond" w:hAnsi="Arial Nova Cond" w:cs="Arial"/>
-                <w:color w:val="000000"/>
-                <w:sz w:val="20"/>
-                <w:szCs w:val="20"/>
-              </w:rPr>
-              <w:t>{{titulosituacionsignificativa7}}</w:t>
-            </w:r>
-          </w:p>
-        </w:tc>
-        <w:tc>
-          <w:tcPr>
-            <w:tcW w:w="1634" w:type="dxa"/>
+                <w:color w:val="000000"/>
+                <w:sz w:val="20"/>
+                <w:szCs w:val="20"/>
+              </w:rPr>
+              <w:t>{{titulosituacionsignificativa8}}</w:t>
+            </w:r>
+          </w:p>
+        </w:tc>
+        <w:tc>
+          <w:tcPr>
+            <w:tcW w:w="2693" w:type="dxa"/>
             <w:vAlign w:val="center"/>
           </w:tcPr>
           <w:p>
@@ -11739,212 +11914,13 @@
                 <w:sz w:val="20"/>
                 <w:szCs w:val="20"/>
               </w:rPr>
-              <w:t>{{competencias7}}</w:t>
-            </w:r>
-          </w:p>
-        </w:tc>
-        <w:tc>
-          <w:tcPr>
-            <w:tcW w:w="1337" w:type="dxa"/>
-            <w:vAlign w:val="center"/>
-          </w:tcPr>
-          <w:p>
-            <w:pPr>
-              <w:autoSpaceDE w:val="0"/>
-              <w:autoSpaceDN w:val="0"/>
-              <w:adjustRightInd w:val="0"/>
-              <w:jc w:val="center"/>
-              <w:rPr>
-                <w:rFonts w:ascii="Arial Nova Cond" w:hAnsi="Arial Nova Cond" w:cs="Arial"/>
-                <w:color w:val="000000"/>
-                <w:sz w:val="20"/>
-                <w:szCs w:val="20"/>
-              </w:rPr>
-            </w:pPr>
-            <w:r>
-              <w:rPr>
-                <w:rFonts w:ascii="Arial Nova Cond" w:hAnsi="Arial Nova Cond" w:cs="Arial"/>
-                <w:color w:val="000000"/>
-                <w:sz w:val="20"/>
-                <w:szCs w:val="20"/>
-              </w:rPr>
-              <w:t>{{producto7}}</w:t>
-            </w:r>
-          </w:p>
-        </w:tc>
-      </w:tr>
-      <w:tr>
-        <w:trPr>
-          <w:trHeight w:val="756"/>
-          <w:jc w:val="center"/>
-        </w:trPr>
-        <w:tc>
-          <w:tcPr>
-            <w:tcW w:w="875" w:type="dxa"/>
-            <w:vMerge/>
-            <w:vAlign w:val="center"/>
-          </w:tcPr>
-          <w:p>
-            <w:pPr>
-              <w:pStyle w:val="Prrafodelista"/>
-              <w:tabs>
-                <w:tab w:val="left" w:pos="0"/>
-                <w:tab w:val="left" w:pos="142"/>
-                <w:tab w:val="left" w:pos="284"/>
-              </w:tabs>
-              <w:spacing w:line="276" w:lineRule="auto"/>
-              <w:ind w:left="0"/>
-              <w:jc w:val="center"/>
-              <w:rPr>
-                <w:rFonts w:ascii="Arial Nova Cond" w:eastAsia="Calibri" w:hAnsi="Arial Nova Cond" w:cs="Times New Roman"/>
-                <w:b/>
-                <w:bCs/>
-                <w:sz w:val="20"/>
-                <w:szCs w:val="20"/>
-                <w:lang w:val="es-ES_tradnl"/>
-              </w:rPr>
-            </w:pPr>
-          </w:p>
-        </w:tc>
-        <w:tc>
-          <w:tcPr>
-            <w:tcW w:w="1095" w:type="dxa"/>
-            <w:vAlign w:val="center"/>
-          </w:tcPr>
-          <w:p>
-            <w:pPr>
-              <w:pStyle w:val="Prrafodelista"/>
-              <w:tabs>
-                <w:tab w:val="left" w:pos="0"/>
-                <w:tab w:val="left" w:pos="142"/>
-                <w:tab w:val="left" w:pos="284"/>
-              </w:tabs>
-              <w:spacing w:line="276" w:lineRule="auto"/>
-              <w:ind w:left="0"/>
-              <w:jc w:val="center"/>
-              <w:rPr>
-                <w:rFonts w:ascii="Arial Nova Cond" w:eastAsia="Calibri" w:hAnsi="Arial Nova Cond" w:cs="Times New Roman"/>
-                <w:b/>
-                <w:bCs/>
-                <w:sz w:val="20"/>
-                <w:szCs w:val="20"/>
-                <w:lang w:val="es-ES_tradnl"/>
-              </w:rPr>
-            </w:pPr>
-            <w:r>
-              <w:rPr>
-                <w:rFonts w:ascii="Arial Nova Cond" w:eastAsia="Calibri" w:hAnsi="Arial Nova Cond" w:cs="Times New Roman"/>
-                <w:b/>
-                <w:bCs/>
-                <w:sz w:val="20"/>
-                <w:szCs w:val="20"/>
-                <w:lang w:val="es-ES_tradnl"/>
-              </w:rPr>
-              <w:t>U 8</w:t>
-            </w:r>
-          </w:p>
-        </w:tc>
-        <w:tc>
-          <w:tcPr>
-            <w:tcW w:w="1726" w:type="dxa"/>
-            <w:vAlign w:val="center"/>
-          </w:tcPr>
-          <w:p>
-            <w:pPr>
-              <w:pStyle w:val="Prrafodelista"/>
-              <w:tabs>
-                <w:tab w:val="left" w:pos="0"/>
-                <w:tab w:val="left" w:pos="142"/>
-                <w:tab w:val="left" w:pos="284"/>
-              </w:tabs>
-              <w:spacing w:line="276" w:lineRule="auto"/>
-              <w:ind w:left="0"/>
-              <w:rPr>
-                <w:rFonts w:ascii="Arial Nova Cond" w:eastAsia="Calibri" w:hAnsi="Arial Nova Cond" w:cs="Times New Roman"/>
-                <w:color w:val="000000" w:themeColor="text1"/>
-                <w:sz w:val="20"/>
-                <w:szCs w:val="20"/>
-                <w:lang w:val="es-ES_tradnl"/>
-              </w:rPr>
-            </w:pPr>
-            <w:r>
-              <w:rPr>
-                <w:rFonts w:ascii="Arial Nova Cond" w:eastAsia="Calibri" w:hAnsi="Arial Nova Cond" w:cs="Times New Roman"/>
-                <w:sz w:val="20"/>
-                <w:szCs w:val="20"/>
-                <w:lang w:val="es-ES_tradnl"/>
-              </w:rPr>
-              <w:t>{{problemapotencialidad8}}</w:t>
-            </w:r>
-          </w:p>
-        </w:tc>
-        <w:tc>
-          <w:tcPr>
-            <w:tcW w:w="6169" w:type="dxa"/>
-            <w:vAlign w:val="center"/>
-          </w:tcPr>
-          <w:p>
-            <w:pPr>
-              <w:pStyle w:val="Prrafodelista"/>
-              <w:tabs>
-                <w:tab w:val="left" w:pos="0"/>
-                <w:tab w:val="left" w:pos="142"/>
-                <w:tab w:val="left" w:pos="284"/>
-              </w:tabs>
-              <w:spacing w:line="276" w:lineRule="auto"/>
-              <w:ind w:left="0"/>
-              <w:jc w:val="both"/>
-              <w:rPr>
-                <w:rFonts w:ascii="Arial Nova Cond" w:eastAsia="Calibri" w:hAnsi="Arial Nova Cond" w:cs="Times New Roman"/>
-                <w:color w:val="000000" w:themeColor="text1"/>
-                <w:sz w:val="20"/>
-                <w:szCs w:val="20"/>
-                <w:lang w:val="es-ES_tradnl"/>
-              </w:rPr>
-            </w:pPr>
-            <w:r>
-              <w:rPr>
-                <w:rFonts w:ascii="Arial Nova Cond" w:eastAsia="Calibri" w:hAnsi="Arial Nova Cond" w:cs="Times New Roman"/>
-                <w:sz w:val="20"/>
-                <w:szCs w:val="20"/>
-                <w:lang w:val="es-ES_tradnl"/>
-              </w:rPr>
-              <w:t>{{situacionsignificativa8}}</w:t>
-            </w:r>
-          </w:p>
-        </w:tc>
-        <w:tc>
-          <w:tcPr>
-            <w:tcW w:w="2015" w:type="dxa"/>
-            <w:vAlign w:val="center"/>
-          </w:tcPr>
-          <w:p>
-            <w:pPr>
-              <w:autoSpaceDE w:val="0"/>
-              <w:autoSpaceDN w:val="0"/>
-              <w:adjustRightInd w:val="0"/>
-              <w:jc w:val="center"/>
-              <w:rPr>
-                <w:rFonts w:ascii="Arial Nova Cond" w:eastAsia="Calibri" w:hAnsi="Arial Nova Cond" w:cs="Times New Roman"/>
-                <w:sz w:val="20"/>
-                <w:szCs w:val="20"/>
-                <w:lang w:val="es-ES_tradnl"/>
-              </w:rPr>
-            </w:pPr>
-            <w:r>
-              <w:rPr>
-                <w:rFonts w:ascii="Arial Nova Cond" w:hAnsi="Arial Nova Cond" w:cs="Arial"/>
-                <w:color w:val="000000"/>
-                <w:sz w:val="20"/>
-                <w:szCs w:val="20"/>
-              </w:rPr>
-              <w:t>{{titulosituacionsignificativa8}}</w:t>
-            </w:r>
-          </w:p>
-        </w:tc>
-        <w:tc>
-          <w:tcPr>
-            <w:tcW w:w="1634" w:type="dxa"/>
+              <w:t>{{campotematico8}}</w:t>
+            </w:r>
+          </w:p>
+        </w:tc>
+        <w:tc>
+          <w:tcPr>
+            <w:tcW w:w="1560" w:type="dxa"/>
             <w:vAlign w:val="center"/>
           </w:tcPr>
           <w:p>
@@ -11973,7 +11949,7 @@
         </w:tc>
         <w:tc>
           <w:tcPr>
-            <w:tcW w:w="1337" w:type="dxa"/>
+            <w:tcW w:w="1399" w:type="dxa"/>
             <w:vAlign w:val="center"/>
           </w:tcPr>
           <w:p>
@@ -11981,7 +11957,7 @@
               <w:autoSpaceDE w:val="0"/>
               <w:autoSpaceDN w:val="0"/>
               <w:adjustRightInd w:val="0"/>
-              <w:jc w:val="center"/>
+              <w:jc w:val="both"/>
               <w:rPr>
                 <w:rFonts w:ascii="Arial Nova Cond" w:hAnsi="Arial Nova Cond" w:cs="Arial"/>
                 <w:color w:val="000000"/>
@@ -23278,27 +23254,7 @@
                 <w:sz w:val="20"/>
                 <w:szCs w:val="20"/>
               </w:rPr>
-              <w:t xml:space="preserve">Minedu (2016). Programa curricular de educación secundaria. Resolución Ministerial </w:t>
-            </w:r>
-            <w:proofErr w:type="spellStart"/>
-            <w:r>
-              <w:rPr>
-                <w:rFonts w:ascii="Arial" w:eastAsia="Arial" w:hAnsi="Arial" w:cs="Arial"/>
-                <w:color w:val="000000"/>
-                <w:sz w:val="20"/>
-                <w:szCs w:val="20"/>
-              </w:rPr>
-              <w:t>N°</w:t>
-            </w:r>
-            <w:proofErr w:type="spellEnd"/>
-            <w:r>
-              <w:rPr>
-                <w:rFonts w:ascii="Arial" w:eastAsia="Arial" w:hAnsi="Arial" w:cs="Arial"/>
-                <w:color w:val="000000"/>
-                <w:sz w:val="20"/>
-                <w:szCs w:val="20"/>
-              </w:rPr>
-              <w:t xml:space="preserve"> 649-2016-Minedu. </w:t>
+              <w:t xml:space="preserve">Minedu (2016). Programa curricular de educación secundaria. Resolución Ministerial N° 649-2016-Minedu. </w:t>
             </w:r>
           </w:p>
           <w:p>
@@ -23331,27 +23287,7 @@
                 <w:sz w:val="20"/>
                 <w:szCs w:val="20"/>
               </w:rPr>
-              <w:t xml:space="preserve">Minedu (2016). Currículo Nacional de la educación básica. Resolución Ministerial </w:t>
-            </w:r>
-            <w:proofErr w:type="spellStart"/>
-            <w:r>
-              <w:rPr>
-                <w:rFonts w:ascii="Arial" w:eastAsia="Arial" w:hAnsi="Arial" w:cs="Arial"/>
-                <w:color w:val="000000"/>
-                <w:sz w:val="20"/>
-                <w:szCs w:val="20"/>
-              </w:rPr>
-              <w:t>N°</w:t>
-            </w:r>
-            <w:proofErr w:type="spellEnd"/>
-            <w:r>
-              <w:rPr>
-                <w:rFonts w:ascii="Arial" w:eastAsia="Arial" w:hAnsi="Arial" w:cs="Arial"/>
-                <w:color w:val="000000"/>
-                <w:sz w:val="20"/>
-                <w:szCs w:val="20"/>
-              </w:rPr>
-              <w:t xml:space="preserve"> 281-2016-Minedu y su modificatoria. </w:t>
+              <w:t xml:space="preserve">Minedu (2016). Currículo Nacional de la educación básica. Resolución Ministerial N° 281-2016-Minedu y su modificatoria. </w:t>
             </w:r>
           </w:p>
           <w:p>
@@ -24066,7 +24002,7 @@
 </file>
 
 <file path=word/endnotes.xml><?xml version="1.0" encoding="utf-8"?>
-<w:endnotes xmlns:wpc="http://schemas.microsoft.com/office/word/2010/wordprocessingCanvas" xmlns:cx="http://schemas.microsoft.com/office/drawing/2014/chartex" xmlns:cx1="http://schemas.microsoft.com/office/drawing/2015/9/8/chartex" xmlns:cx2="http://schemas.microsoft.com/office/drawing/2015/10/21/chartex" xmlns:cx3="http://schemas.microsoft.com/office/drawing/2016/5/9/chartex" xmlns:cx4="http://schemas.microsoft.com/office/drawing/2016/5/10/chartex" xmlns:cx5="http://schemas.microsoft.com/office/drawing/2016/5/11/chartex" xmlns:cx6="http://schemas.microsoft.com/office/drawing/2016/5/12/chartex" xmlns:cx7="http://schemas.microsoft.com/office/drawing/2016/5/13/chartex" xmlns:cx8="http://schemas.microsoft.com/office/drawing/2016/5/14/chartex" xmlns:mc="http://schemas.openxmlformats.org/markup-compatibility/2006" xmlns:aink="http://schemas.microsoft.com/office/drawing/2016/ink" xmlns:am3d="http://schemas.microsoft.com/office/drawing/2017/model3d" xmlns:o="urn:schemas-microsoft-com:office:office" xmlns:oel="http://schemas.microsoft.com/office/2019/extlst" xmlns:r="http://schemas.openxmlformats.org/officeDocument/2006/relationships" xmlns:m="http://schemas.openxmlformats.org/officeDocument/2006/math" xmlns:v="urn:schemas-microsoft-com:vml" xmlns:wp14="http://schemas.microsoft.com/office/word/2010/wordprocessingDrawing" xmlns:wp="http://schemas.openxmlformats.org/drawingml/2006/wordprocessingDrawing" xmlns:w10="urn:schemas-microsoft-com:office:word" xmlns:w="http://schemas.openxmlformats.org/wordprocessingml/2006/main" xmlns:w14="http://schemas.microsoft.com/office/word/2010/wordml" xmlns:w15="http://schemas.microsoft.com/office/word/2012/wordml" xmlns:w16cex="http://schemas.microsoft.com/office/word/2018/wordml/cex" xmlns:w16cid="http://schemas.microsoft.com/office/word/2016/wordml/cid" xmlns:w16="http://schemas.microsoft.com/office/word/2018/wordml" xmlns:w16du="http://schemas.microsoft.com/office/word/2023/wordml/word16du" xmlns:w16sdtdh="http://schemas.microsoft.com/office/word/2020/wordml/sdtdatahash" xmlns:w16se="http://schemas.microsoft.com/office/word/2015/wordml/symex" xmlns:wpg="http://schemas.microsoft.com/office/word/2010/wordprocessingGroup" xmlns:wpi="http://schemas.microsoft.com/office/word/2010/wordprocessingInk" xmlns:wne="http://schemas.microsoft.com/office/word/2006/wordml" xmlns:wps="http://schemas.microsoft.com/office/word/2010/wordprocessingShape" mc:Ignorable="w14 w15 w16se w16cid w16 w16cex w16sdtdh w16du wp14">
+<w:endnotes xmlns:wpc="http://schemas.microsoft.com/office/word/2010/wordprocessingCanvas" xmlns:cx="http://schemas.microsoft.com/office/drawing/2014/chartex" xmlns:cx1="http://schemas.microsoft.com/office/drawing/2015/9/8/chartex" xmlns:cx2="http://schemas.microsoft.com/office/drawing/2015/10/21/chartex" xmlns:cx3="http://schemas.microsoft.com/office/drawing/2016/5/9/chartex" xmlns:cx4="http://schemas.microsoft.com/office/drawing/2016/5/10/chartex" xmlns:cx5="http://schemas.microsoft.com/office/drawing/2016/5/11/chartex" xmlns:cx6="http://schemas.microsoft.com/office/drawing/2016/5/12/chartex" xmlns:cx7="http://schemas.microsoft.com/office/drawing/2016/5/13/chartex" xmlns:cx8="http://schemas.microsoft.com/office/drawing/2016/5/14/chartex" xmlns:mc="http://schemas.openxmlformats.org/markup-compatibility/2006" xmlns:aink="http://schemas.microsoft.com/office/drawing/2016/ink" xmlns:am3d="http://schemas.microsoft.com/office/drawing/2017/model3d" xmlns:o="urn:schemas-microsoft-com:office:office" xmlns:oel="http://schemas.microsoft.com/office/2019/extlst" xmlns:r="http://schemas.openxmlformats.org/officeDocument/2006/relationships" xmlns:m="http://schemas.openxmlformats.org/officeDocument/2006/math" xmlns:v="urn:schemas-microsoft-com:vml" xmlns:wp14="http://schemas.microsoft.com/office/word/2010/wordprocessingDrawing" xmlns:wp="http://schemas.openxmlformats.org/drawingml/2006/wordprocessingDrawing" xmlns:w10="urn:schemas-microsoft-com:office:word" xmlns:w="http://schemas.openxmlformats.org/wordprocessingml/2006/main" xmlns:w14="http://schemas.microsoft.com/office/word/2010/wordml" xmlns:w15="http://schemas.microsoft.com/office/word/2012/wordml" xmlns:w16cex="http://schemas.microsoft.com/office/word/2018/wordml/cex" xmlns:w16cid="http://schemas.microsoft.com/office/word/2016/wordml/cid" xmlns:w16="http://schemas.microsoft.com/office/word/2018/wordml" xmlns:w16du="http://schemas.microsoft.com/office/word/2023/wordml/word16du" xmlns:w16sdtdh="http://schemas.microsoft.com/office/word/2020/wordml/sdtdatahash" xmlns:w16sdtfl="http://schemas.microsoft.com/office/word/2024/wordml/sdtformatlock" xmlns:w16se="http://schemas.microsoft.com/office/word/2015/wordml/symex" xmlns:wpg="http://schemas.microsoft.com/office/word/2010/wordprocessingGroup" xmlns:wpi="http://schemas.microsoft.com/office/word/2010/wordprocessingInk" xmlns:wne="http://schemas.microsoft.com/office/word/2006/wordml" xmlns:wps="http://schemas.microsoft.com/office/word/2010/wordprocessingShape" mc:Ignorable="w14 w15 w16se w16cid w16 w16cex w16sdtdh w16sdtfl w16du wp14">
   <w:endnote w:type="separator" w:id="-1">
     <w:p>
       <w:pPr>
@@ -24091,7 +24027,7 @@
 </file>
 
 <file path=word/footer1.xml><?xml version="1.0" encoding="utf-8"?>
-<w:ftr xmlns:wpc="http://schemas.microsoft.com/office/word/2010/wordprocessingCanvas" xmlns:cx="http://schemas.microsoft.com/office/drawing/2014/chartex" xmlns:cx1="http://schemas.microsoft.com/office/drawing/2015/9/8/chartex" xmlns:cx2="http://schemas.microsoft.com/office/drawing/2015/10/21/chartex" xmlns:cx3="http://schemas.microsoft.com/office/drawing/2016/5/9/chartex" xmlns:cx4="http://schemas.microsoft.com/office/drawing/2016/5/10/chartex" xmlns:cx5="http://schemas.microsoft.com/office/drawing/2016/5/11/chartex" xmlns:cx6="http://schemas.microsoft.com/office/drawing/2016/5/12/chartex" xmlns:cx7="http://schemas.microsoft.com/office/drawing/2016/5/13/chartex" xmlns:cx8="http://schemas.microsoft.com/office/drawing/2016/5/14/chartex" xmlns:mc="http://schemas.openxmlformats.org/markup-compatibility/2006" xmlns:aink="http://schemas.microsoft.com/office/drawing/2016/ink" xmlns:am3d="http://schemas.microsoft.com/office/drawing/2017/model3d" xmlns:o="urn:schemas-microsoft-com:office:office" xmlns:oel="http://schemas.microsoft.com/office/2019/extlst" xmlns:r="http://schemas.openxmlformats.org/officeDocument/2006/relationships" xmlns:m="http://schemas.openxmlformats.org/officeDocument/2006/math" xmlns:v="urn:schemas-microsoft-com:vml" xmlns:wp14="http://schemas.microsoft.com/office/word/2010/wordprocessingDrawing" xmlns:wp="http://schemas.openxmlformats.org/drawingml/2006/wordprocessingDrawing" xmlns:w10="urn:schemas-microsoft-com:office:word" xmlns:w="http://schemas.openxmlformats.org/wordprocessingml/2006/main" xmlns:w14="http://schemas.microsoft.com/office/word/2010/wordml" xmlns:w15="http://schemas.microsoft.com/office/word/2012/wordml" xmlns:w16cex="http://schemas.microsoft.com/office/word/2018/wordml/cex" xmlns:w16cid="http://schemas.microsoft.com/office/word/2016/wordml/cid" xmlns:w16="http://schemas.microsoft.com/office/word/2018/wordml" xmlns:w16du="http://schemas.microsoft.com/office/word/2023/wordml/word16du" xmlns:w16sdtdh="http://schemas.microsoft.com/office/word/2020/wordml/sdtdatahash" xmlns:w16se="http://schemas.microsoft.com/office/word/2015/wordml/symex" xmlns:wpg="http://schemas.microsoft.com/office/word/2010/wordprocessingGroup" xmlns:wpi="http://schemas.microsoft.com/office/word/2010/wordprocessingInk" xmlns:wne="http://schemas.microsoft.com/office/word/2006/wordml" xmlns:wps="http://schemas.microsoft.com/office/word/2010/wordprocessingShape" mc:Ignorable="w14 w15 w16se w16cid w16 w16cex w16sdtdh w16du wp14">
+<w:ftr xmlns:wpc="http://schemas.microsoft.com/office/word/2010/wordprocessingCanvas" xmlns:cx="http://schemas.microsoft.com/office/drawing/2014/chartex" xmlns:cx1="http://schemas.microsoft.com/office/drawing/2015/9/8/chartex" xmlns:cx2="http://schemas.microsoft.com/office/drawing/2015/10/21/chartex" xmlns:cx3="http://schemas.microsoft.com/office/drawing/2016/5/9/chartex" xmlns:cx4="http://schemas.microsoft.com/office/drawing/2016/5/10/chartex" xmlns:cx5="http://schemas.microsoft.com/office/drawing/2016/5/11/chartex" xmlns:cx6="http://schemas.microsoft.com/office/drawing/2016/5/12/chartex" xmlns:cx7="http://schemas.microsoft.com/office/drawing/2016/5/13/chartex" xmlns:cx8="http://schemas.microsoft.com/office/drawing/2016/5/14/chartex" xmlns:mc="http://schemas.openxmlformats.org/markup-compatibility/2006" xmlns:aink="http://schemas.microsoft.com/office/drawing/2016/ink" xmlns:am3d="http://schemas.microsoft.com/office/drawing/2017/model3d" xmlns:o="urn:schemas-microsoft-com:office:office" xmlns:oel="http://schemas.microsoft.com/office/2019/extlst" xmlns:r="http://schemas.openxmlformats.org/officeDocument/2006/relationships" xmlns:m="http://schemas.openxmlformats.org/officeDocument/2006/math" xmlns:v="urn:schemas-microsoft-com:vml" xmlns:wp14="http://schemas.microsoft.com/office/word/2010/wordprocessingDrawing" xmlns:wp="http://schemas.openxmlformats.org/drawingml/2006/wordprocessingDrawing" xmlns:w10="urn:schemas-microsoft-com:office:word" xmlns:w="http://schemas.openxmlformats.org/wordprocessingml/2006/main" xmlns:w14="http://schemas.microsoft.com/office/word/2010/wordml" xmlns:w15="http://schemas.microsoft.com/office/word/2012/wordml" xmlns:w16cex="http://schemas.microsoft.com/office/word/2018/wordml/cex" xmlns:w16cid="http://schemas.microsoft.com/office/word/2016/wordml/cid" xmlns:w16="http://schemas.microsoft.com/office/word/2018/wordml" xmlns:w16du="http://schemas.microsoft.com/office/word/2023/wordml/word16du" xmlns:w16sdtdh="http://schemas.microsoft.com/office/word/2020/wordml/sdtdatahash" xmlns:w16sdtfl="http://schemas.microsoft.com/office/word/2024/wordml/sdtformatlock" xmlns:w16se="http://schemas.microsoft.com/office/word/2015/wordml/symex" xmlns:wpg="http://schemas.microsoft.com/office/word/2010/wordprocessingGroup" xmlns:wpi="http://schemas.microsoft.com/office/word/2010/wordprocessingInk" xmlns:wne="http://schemas.microsoft.com/office/word/2006/wordml" xmlns:wps="http://schemas.microsoft.com/office/word/2010/wordprocessingShape" mc:Ignorable="w14 w15 w16se w16cid w16 w16cex w16sdtdh w16sdtfl w16du wp14">
   <w:p>
     <w:pPr>
       <w:pBdr>
@@ -24600,7 +24536,7 @@
 </file>
 
 <file path=word/footnotes.xml><?xml version="1.0" encoding="utf-8"?>
-<w:footnotes xmlns:wpc="http://schemas.microsoft.com/office/word/2010/wordprocessingCanvas" xmlns:cx="http://schemas.microsoft.com/office/drawing/2014/chartex" xmlns:cx1="http://schemas.microsoft.com/office/drawing/2015/9/8/chartex" xmlns:cx2="http://schemas.microsoft.com/office/drawing/2015/10/21/chartex" xmlns:cx3="http://schemas.microsoft.com/office/drawing/2016/5/9/chartex" xmlns:cx4="http://schemas.microsoft.com/office/drawing/2016/5/10/chartex" xmlns:cx5="http://schemas.microsoft.com/office/drawing/2016/5/11/chartex" xmlns:cx6="http://schemas.microsoft.com/office/drawing/2016/5/12/chartex" xmlns:cx7="http://schemas.microsoft.com/office/drawing/2016/5/13/chartex" xmlns:cx8="http://schemas.microsoft.com/office/drawing/2016/5/14/chartex" xmlns:mc="http://schemas.openxmlformats.org/markup-compatibility/2006" xmlns:aink="http://schemas.microsoft.com/office/drawing/2016/ink" xmlns:am3d="http://schemas.microsoft.com/office/drawing/2017/model3d" xmlns:o="urn:schemas-microsoft-com:office:office" xmlns:oel="http://schemas.microsoft.com/office/2019/extlst" xmlns:r="http://schemas.openxmlformats.org/officeDocument/2006/relationships" xmlns:m="http://schemas.openxmlformats.org/officeDocument/2006/math" xmlns:v="urn:schemas-microsoft-com:vml" xmlns:wp14="http://schemas.microsoft.com/office/word/2010/wordprocessingDrawing" xmlns:wp="http://schemas.openxmlformats.org/drawingml/2006/wordprocessingDrawing" xmlns:w10="urn:schemas-microsoft-com:office:word" xmlns:w="http://schemas.openxmlformats.org/wordprocessingml/2006/main" xmlns:w14="http://schemas.microsoft.com/office/word/2010/wordml" xmlns:w15="http://schemas.microsoft.com/office/word/2012/wordml" xmlns:w16cex="http://schemas.microsoft.com/office/word/2018/wordml/cex" xmlns:w16cid="http://schemas.microsoft.com/office/word/2016/wordml/cid" xmlns:w16="http://schemas.microsoft.com/office/word/2018/wordml" xmlns:w16du="http://schemas.microsoft.com/office/word/2023/wordml/word16du" xmlns:w16sdtdh="http://schemas.microsoft.com/office/word/2020/wordml/sdtdatahash" xmlns:w16se="http://schemas.microsoft.com/office/word/2015/wordml/symex" xmlns:wpg="http://schemas.microsoft.com/office/word/2010/wordprocessingGroup" xmlns:wpi="http://schemas.microsoft.com/office/word/2010/wordprocessingInk" xmlns:wne="http://schemas.microsoft.com/office/word/2006/wordml" xmlns:wps="http://schemas.microsoft.com/office/word/2010/wordprocessingShape" mc:Ignorable="w14 w15 w16se w16cid w16 w16cex w16sdtdh w16du wp14">
+<w:footnotes xmlns:wpc="http://schemas.microsoft.com/office/word/2010/wordprocessingCanvas" xmlns:cx="http://schemas.microsoft.com/office/drawing/2014/chartex" xmlns:cx1="http://schemas.microsoft.com/office/drawing/2015/9/8/chartex" xmlns:cx2="http://schemas.microsoft.com/office/drawing/2015/10/21/chartex" xmlns:cx3="http://schemas.microsoft.com/office/drawing/2016/5/9/chartex" xmlns:cx4="http://schemas.microsoft.com/office/drawing/2016/5/10/chartex" xmlns:cx5="http://schemas.microsoft.com/office/drawing/2016/5/11/chartex" xmlns:cx6="http://schemas.microsoft.com/office/drawing/2016/5/12/chartex" xmlns:cx7="http://schemas.microsoft.com/office/drawing/2016/5/13/chartex" xmlns:cx8="http://schemas.microsoft.com/office/drawing/2016/5/14/chartex" xmlns:mc="http://schemas.openxmlformats.org/markup-compatibility/2006" xmlns:aink="http://schemas.microsoft.com/office/drawing/2016/ink" xmlns:am3d="http://schemas.microsoft.com/office/drawing/2017/model3d" xmlns:o="urn:schemas-microsoft-com:office:office" xmlns:oel="http://schemas.microsoft.com/office/2019/extlst" xmlns:r="http://schemas.openxmlformats.org/officeDocument/2006/relationships" xmlns:m="http://schemas.openxmlformats.org/officeDocument/2006/math" xmlns:v="urn:schemas-microsoft-com:vml" xmlns:wp14="http://schemas.microsoft.com/office/word/2010/wordprocessingDrawing" xmlns:wp="http://schemas.openxmlformats.org/drawingml/2006/wordprocessingDrawing" xmlns:w10="urn:schemas-microsoft-com:office:word" xmlns:w="http://schemas.openxmlformats.org/wordprocessingml/2006/main" xmlns:w14="http://schemas.microsoft.com/office/word/2010/wordml" xmlns:w15="http://schemas.microsoft.com/office/word/2012/wordml" xmlns:w16cex="http://schemas.microsoft.com/office/word/2018/wordml/cex" xmlns:w16cid="http://schemas.microsoft.com/office/word/2016/wordml/cid" xmlns:w16="http://schemas.microsoft.com/office/word/2018/wordml" xmlns:w16du="http://schemas.microsoft.com/office/word/2023/wordml/word16du" xmlns:w16sdtdh="http://schemas.microsoft.com/office/word/2020/wordml/sdtdatahash" xmlns:w16sdtfl="http://schemas.microsoft.com/office/word/2024/wordml/sdtformatlock" xmlns:w16se="http://schemas.microsoft.com/office/word/2015/wordml/symex" xmlns:wpg="http://schemas.microsoft.com/office/word/2010/wordprocessingGroup" xmlns:wpi="http://schemas.microsoft.com/office/word/2010/wordprocessingInk" xmlns:wne="http://schemas.microsoft.com/office/word/2006/wordml" xmlns:wps="http://schemas.microsoft.com/office/word/2010/wordprocessingShape" mc:Ignorable="w14 w15 w16se w16cid w16 w16cex w16sdtdh w16sdtfl w16du wp14">
   <w:footnote w:type="separator" w:id="-1">
     <w:p>
       <w:pPr>
@@ -24625,7 +24561,7 @@
 </file>
 
 <file path=word/header1.xml><?xml version="1.0" encoding="utf-8"?>
-<w:hdr xmlns:wpc="http://schemas.microsoft.com/office/word/2010/wordprocessingCanvas" xmlns:cx="http://schemas.microsoft.com/office/drawing/2014/chartex" xmlns:cx1="http://schemas.microsoft.com/office/drawing/2015/9/8/chartex" xmlns:cx2="http://schemas.microsoft.com/office/drawing/2015/10/21/chartex" xmlns:cx3="http://schemas.microsoft.com/office/drawing/2016/5/9/chartex" xmlns:cx4="http://schemas.microsoft.com/office/drawing/2016/5/10/chartex" xmlns:cx5="http://schemas.microsoft.com/office/drawing/2016/5/11/chartex" xmlns:cx6="http://schemas.microsoft.com/office/drawing/2016/5/12/chartex" xmlns:cx7="http://schemas.microsoft.com/office/drawing/2016/5/13/chartex" xmlns:cx8="http://schemas.microsoft.com/office/drawing/2016/5/14/chartex" xmlns:mc="http://schemas.openxmlformats.org/markup-compatibility/2006" xmlns:aink="http://schemas.microsoft.com/office/drawing/2016/ink" xmlns:am3d="http://schemas.microsoft.com/office/drawing/2017/model3d" xmlns:o="urn:schemas-microsoft-com:office:office" xmlns:oel="http://schemas.microsoft.com/office/2019/extlst" xmlns:r="http://schemas.openxmlformats.org/officeDocument/2006/relationships" xmlns:m="http://schemas.openxmlformats.org/officeDocument/2006/math" xmlns:v="urn:schemas-microsoft-com:vml" xmlns:wp14="http://schemas.microsoft.com/office/word/2010/wordprocessingDrawing" xmlns:wp="http://schemas.openxmlformats.org/drawingml/2006/wordprocessingDrawing" xmlns:w10="urn:schemas-microsoft-com:office:word" xmlns:w="http://schemas.openxmlformats.org/wordprocessingml/2006/main" xmlns:w14="http://schemas.microsoft.com/office/word/2010/wordml" xmlns:w15="http://schemas.microsoft.com/office/word/2012/wordml" xmlns:w16cex="http://schemas.microsoft.com/office/word/2018/wordml/cex" xmlns:w16cid="http://schemas.microsoft.com/office/word/2016/wordml/cid" xmlns:w16="http://schemas.microsoft.com/office/word/2018/wordml" xmlns:w16du="http://schemas.microsoft.com/office/word/2023/wordml/word16du" xmlns:w16sdtdh="http://schemas.microsoft.com/office/word/2020/wordml/sdtdatahash" xmlns:w16se="http://schemas.microsoft.com/office/word/2015/wordml/symex" xmlns:wpg="http://schemas.microsoft.com/office/word/2010/wordprocessingGroup" xmlns:wpi="http://schemas.microsoft.com/office/word/2010/wordprocessingInk" xmlns:wne="http://schemas.microsoft.com/office/word/2006/wordml" xmlns:wps="http://schemas.microsoft.com/office/word/2010/wordprocessingShape" mc:Ignorable="w14 w15 w16se w16cid w16 w16cex w16sdtdh w16du wp14">
+<w:hdr xmlns:wpc="http://schemas.microsoft.com/office/word/2010/wordprocessingCanvas" xmlns:cx="http://schemas.microsoft.com/office/drawing/2014/chartex" xmlns:cx1="http://schemas.microsoft.com/office/drawing/2015/9/8/chartex" xmlns:cx2="http://schemas.microsoft.com/office/drawing/2015/10/21/chartex" xmlns:cx3="http://schemas.microsoft.com/office/drawing/2016/5/9/chartex" xmlns:cx4="http://schemas.microsoft.com/office/drawing/2016/5/10/chartex" xmlns:cx5="http://schemas.microsoft.com/office/drawing/2016/5/11/chartex" xmlns:cx6="http://schemas.microsoft.com/office/drawing/2016/5/12/chartex" xmlns:cx7="http://schemas.microsoft.com/office/drawing/2016/5/13/chartex" xmlns:cx8="http://schemas.microsoft.com/office/drawing/2016/5/14/chartex" xmlns:mc="http://schemas.openxmlformats.org/markup-compatibility/2006" xmlns:aink="http://schemas.microsoft.com/office/drawing/2016/ink" xmlns:am3d="http://schemas.microsoft.com/office/drawing/2017/model3d" xmlns:o="urn:schemas-microsoft-com:office:office" xmlns:oel="http://schemas.microsoft.com/office/2019/extlst" xmlns:r="http://schemas.openxmlformats.org/officeDocument/2006/relationships" xmlns:m="http://schemas.openxmlformats.org/officeDocument/2006/math" xmlns:v="urn:schemas-microsoft-com:vml" xmlns:wp14="http://schemas.microsoft.com/office/word/2010/wordprocessingDrawing" xmlns:wp="http://schemas.openxmlformats.org/drawingml/2006/wordprocessingDrawing" xmlns:w10="urn:schemas-microsoft-com:office:word" xmlns:w="http://schemas.openxmlformats.org/wordprocessingml/2006/main" xmlns:w14="http://schemas.microsoft.com/office/word/2010/wordml" xmlns:w15="http://schemas.microsoft.com/office/word/2012/wordml" xmlns:w16cex="http://schemas.microsoft.com/office/word/2018/wordml/cex" xmlns:w16cid="http://schemas.microsoft.com/office/word/2016/wordml/cid" xmlns:w16="http://schemas.microsoft.com/office/word/2018/wordml" xmlns:w16du="http://schemas.microsoft.com/office/word/2023/wordml/word16du" xmlns:w16sdtdh="http://schemas.microsoft.com/office/word/2020/wordml/sdtdatahash" xmlns:w16sdtfl="http://schemas.microsoft.com/office/word/2024/wordml/sdtformatlock" xmlns:w16se="http://schemas.microsoft.com/office/word/2015/wordml/symex" xmlns:wpg="http://schemas.microsoft.com/office/word/2010/wordprocessingGroup" xmlns:wpi="http://schemas.microsoft.com/office/word/2010/wordprocessingInk" xmlns:wne="http://schemas.microsoft.com/office/word/2006/wordml" xmlns:wps="http://schemas.microsoft.com/office/word/2010/wordprocessingShape" mc:Ignorable="w14 w15 w16se w16cid w16 w16cex w16sdtdh w16sdtfl w16du wp14">
   <w:p>
     <w:pPr>
       <w:widowControl w:val="0"/>
@@ -24975,7 +24911,7 @@
 </file>
 
 <file path=word/numbering.xml><?xml version="1.0" encoding="utf-8"?>
-<w:numbering xmlns:wpc="http://schemas.microsoft.com/office/word/2010/wordprocessingCanvas" xmlns:cx="http://schemas.microsoft.com/office/drawing/2014/chartex" xmlns:cx1="http://schemas.microsoft.com/office/drawing/2015/9/8/chartex" xmlns:cx2="http://schemas.microsoft.com/office/drawing/2015/10/21/chartex" xmlns:cx3="http://schemas.microsoft.com/office/drawing/2016/5/9/chartex" xmlns:cx4="http://schemas.microsoft.com/office/drawing/2016/5/10/chartex" xmlns:cx5="http://schemas.microsoft.com/office/drawing/2016/5/11/chartex" xmlns:cx6="http://schemas.microsoft.com/office/drawing/2016/5/12/chartex" xmlns:cx7="http://schemas.microsoft.com/office/drawing/2016/5/13/chartex" xmlns:cx8="http://schemas.microsoft.com/office/drawing/2016/5/14/chartex" xmlns:mc="http://schemas.openxmlformats.org/markup-compatibility/2006" xmlns:aink="http://schemas.microsoft.com/office/drawing/2016/ink" xmlns:am3d="http://schemas.microsoft.com/office/drawing/2017/model3d" xmlns:o="urn:schemas-microsoft-com:office:office" xmlns:oel="http://schemas.microsoft.com/office/2019/extlst" xmlns:r="http://schemas.openxmlformats.org/officeDocument/2006/relationships" xmlns:m="http://schemas.openxmlformats.org/officeDocument/2006/math" xmlns:v="urn:schemas-microsoft-com:vml" xmlns:wp14="http://schemas.microsoft.com/office/word/2010/wordprocessingDrawing" xmlns:wp="http://schemas.openxmlformats.org/drawingml/2006/wordprocessingDrawing" xmlns:w10="urn:schemas-microsoft-com:office:word" xmlns:w="http://schemas.openxmlformats.org/wordprocessingml/2006/main" xmlns:w14="http://schemas.microsoft.com/office/word/2010/wordml" xmlns:w15="http://schemas.microsoft.com/office/word/2012/wordml" xmlns:w16cex="http://schemas.microsoft.com/office/word/2018/wordml/cex" xmlns:w16cid="http://schemas.microsoft.com/office/word/2016/wordml/cid" xmlns:w16="http://schemas.microsoft.com/office/word/2018/wordml" xmlns:w16du="http://schemas.microsoft.com/office/word/2023/wordml/word16du" xmlns:w16sdtdh="http://schemas.microsoft.com/office/word/2020/wordml/sdtdatahash" xmlns:w16se="http://schemas.microsoft.com/office/word/2015/wordml/symex" xmlns:wpg="http://schemas.microsoft.com/office/word/2010/wordprocessingGroup" xmlns:wpi="http://schemas.microsoft.com/office/word/2010/wordprocessingInk" xmlns:wne="http://schemas.microsoft.com/office/word/2006/wordml" xmlns:wps="http://schemas.microsoft.com/office/word/2010/wordprocessingShape" mc:Ignorable="w14 w15 w16se w16cid w16 w16cex w16sdtdh w16du wp14">
+<w:numbering xmlns:wpc="http://schemas.microsoft.com/office/word/2010/wordprocessingCanvas" xmlns:cx="http://schemas.microsoft.com/office/drawing/2014/chartex" xmlns:cx1="http://schemas.microsoft.com/office/drawing/2015/9/8/chartex" xmlns:cx2="http://schemas.microsoft.com/office/drawing/2015/10/21/chartex" xmlns:cx3="http://schemas.microsoft.com/office/drawing/2016/5/9/chartex" xmlns:cx4="http://schemas.microsoft.com/office/drawing/2016/5/10/chartex" xmlns:cx5="http://schemas.microsoft.com/office/drawing/2016/5/11/chartex" xmlns:cx6="http://schemas.microsoft.com/office/drawing/2016/5/12/chartex" xmlns:cx7="http://schemas.microsoft.com/office/drawing/2016/5/13/chartex" xmlns:cx8="http://schemas.microsoft.com/office/drawing/2016/5/14/chartex" xmlns:mc="http://schemas.openxmlformats.org/markup-compatibility/2006" xmlns:aink="http://schemas.microsoft.com/office/drawing/2016/ink" xmlns:am3d="http://schemas.microsoft.com/office/drawing/2017/model3d" xmlns:o="urn:schemas-microsoft-com:office:office" xmlns:oel="http://schemas.microsoft.com/office/2019/extlst" xmlns:r="http://schemas.openxmlformats.org/officeDocument/2006/relationships" xmlns:m="http://schemas.openxmlformats.org/officeDocument/2006/math" xmlns:v="urn:schemas-microsoft-com:vml" xmlns:wp14="http://schemas.microsoft.com/office/word/2010/wordprocessingDrawing" xmlns:wp="http://schemas.openxmlformats.org/drawingml/2006/wordprocessingDrawing" xmlns:w10="urn:schemas-microsoft-com:office:word" xmlns:w="http://schemas.openxmlformats.org/wordprocessingml/2006/main" xmlns:w14="http://schemas.microsoft.com/office/word/2010/wordml" xmlns:w15="http://schemas.microsoft.com/office/word/2012/wordml" xmlns:w16cex="http://schemas.microsoft.com/office/word/2018/wordml/cex" xmlns:w16cid="http://schemas.microsoft.com/office/word/2016/wordml/cid" xmlns:w16="http://schemas.microsoft.com/office/word/2018/wordml" xmlns:w16du="http://schemas.microsoft.com/office/word/2023/wordml/word16du" xmlns:w16sdtdh="http://schemas.microsoft.com/office/word/2020/wordml/sdtdatahash" xmlns:w16sdtfl="http://schemas.microsoft.com/office/word/2024/wordml/sdtformatlock" xmlns:w16se="http://schemas.microsoft.com/office/word/2015/wordml/symex" xmlns:wpg="http://schemas.microsoft.com/office/word/2010/wordprocessingGroup" xmlns:wpi="http://schemas.microsoft.com/office/word/2010/wordprocessingInk" xmlns:wne="http://schemas.microsoft.com/office/word/2006/wordml" xmlns:wps="http://schemas.microsoft.com/office/word/2010/wordprocessingShape" mc:Ignorable="w14 w15 w16se w16cid w16 w16cex w16sdtdh w16sdtfl w16du wp14">
   <w:abstractNum w:abstractNumId="0" w15:restartNumberingAfterBreak="0">
     <w:nsid w:val="04282979"/>
     <w:multiLevelType w:val="hybridMultilevel"/>
@@ -26846,7 +26782,7 @@
 </file>
 
 <file path=word/styles.xml><?xml version="1.0" encoding="utf-8"?>
-<w:styles xmlns:mc="http://schemas.openxmlformats.org/markup-compatibility/2006" xmlns:r="http://schemas.openxmlformats.org/officeDocument/2006/relationships" xmlns:w="http://schemas.openxmlformats.org/wordprocessingml/2006/main" xmlns:w14="http://schemas.microsoft.com/office/word/2010/wordml" xmlns:w15="http://schemas.microsoft.com/office/word/2012/wordml" xmlns:w16cex="http://schemas.microsoft.com/office/word/2018/wordml/cex" xmlns:w16cid="http://schemas.microsoft.com/office/word/2016/wordml/cid" xmlns:w16="http://schemas.microsoft.com/office/word/2018/wordml" xmlns:w16du="http://schemas.microsoft.com/office/word/2023/wordml/word16du" xmlns:w16sdtdh="http://schemas.microsoft.com/office/word/2020/wordml/sdtdatahash" xmlns:w16se="http://schemas.microsoft.com/office/word/2015/wordml/symex" mc:Ignorable="w14 w15 w16se w16cid w16 w16cex w16sdtdh w16du">
+<w:styles xmlns:mc="http://schemas.openxmlformats.org/markup-compatibility/2006" xmlns:r="http://schemas.openxmlformats.org/officeDocument/2006/relationships" xmlns:w="http://schemas.openxmlformats.org/wordprocessingml/2006/main" xmlns:w14="http://schemas.microsoft.com/office/word/2010/wordml" xmlns:w15="http://schemas.microsoft.com/office/word/2012/wordml" xmlns:w16cex="http://schemas.microsoft.com/office/word/2018/wordml/cex" xmlns:w16cid="http://schemas.microsoft.com/office/word/2016/wordml/cid" xmlns:w16="http://schemas.microsoft.com/office/word/2018/wordml" xmlns:w16du="http://schemas.microsoft.com/office/word/2023/wordml/word16du" xmlns:w16sdtdh="http://schemas.microsoft.com/office/word/2020/wordml/sdtdatahash" xmlns:w16sdtfl="http://schemas.microsoft.com/office/word/2024/wordml/sdtformatlock" xmlns:w16se="http://schemas.microsoft.com/office/word/2015/wordml/symex" mc:Ignorable="w14 w15 w16se w16cid w16 w16cex w16sdtdh w16sdtfl w16du">
   <w:docDefaults>
     <w:rPrDefault>
       <w:rPr>
@@ -27878,7 +27814,7 @@
       <w:szCs w:val="24"/>
     </w:rPr>
   </w:style>
-  <w:style w:type="character" w:styleId="Textoennegrita">
+  <w:style w:type="character" w:styleId="Fuerte">
     <w:name w:val="Strong"/>
     <w:basedOn w:val="Fuentedeprrafopredeter"/>
     <w:uiPriority w:val="22"/>
@@ -28468,13 +28404,13 @@
 </file>
 
 <file path=customXml/item2.xml><?xml version="1.0" encoding="utf-8"?>
+<b:Sources xmlns:b="http://schemas.openxmlformats.org/officeDocument/2006/bibliography" xmlns="http://schemas.openxmlformats.org/officeDocument/2006/bibliography" SelectedStyle="\APASixthEditionOfficeOnline.xsl" StyleName="APA" Version="6"/>
+</file>
+
+<file path=customXml/item3.xml><?xml version="1.0" encoding="utf-8"?>
 <go:gDocsCustomXmlDataStorage xmlns:go="http://customooxmlschemas.google.com/" xmlns:r="http://schemas.openxmlformats.org/officeDocument/2006/relationships" uri="GoogleDocsCustomDataVersion2">
   <go:docsCustomData xmlns:go="http://customooxmlschemas.google.com/" roundtripDataSignature="AMtx7mj/Fq4+JyUgwudcSjr2T756vDfAtA==">CgMxLjAyDmguYnhzbGhrY3I3ZzM4OAByITFLeVE1cGVQSndkSklDX2RCRHIxdjNTV2wzdjdETm4xZQ==</go:docsCustomData>
 </go:gDocsCustomXmlDataStorage>
-</file>
-
-<file path=customXml/item3.xml><?xml version="1.0" encoding="utf-8"?>
-<b:Sources xmlns:b="http://schemas.openxmlformats.org/officeDocument/2006/bibliography" xmlns="http://schemas.openxmlformats.org/officeDocument/2006/bibliography" SelectedStyle="\APASixthEditionOfficeOnline.xsl" StyleName="APA" Version="6"/>
 </file>
 
 <file path=customXml/itemProps1.xml><?xml version="1.0" encoding="utf-8"?>
@@ -28486,18 +28422,18 @@
 </file>
 
 <file path=customXml/itemProps2.xml><?xml version="1.0" encoding="utf-8"?>
+<ds:datastoreItem xmlns:ds="http://schemas.openxmlformats.org/officeDocument/2006/customXml" ds:itemID="{EC655F36-05E8-4B25-A127-7D5179831AF0}">
+  <ds:schemaRefs>
+    <ds:schemaRef ds:uri="http://schemas.openxmlformats.org/officeDocument/2006/bibliography"/>
+  </ds:schemaRefs>
+</ds:datastoreItem>
+</file>
+
+<file path=customXml/itemProps3.xml><?xml version="1.0" encoding="utf-8"?>
 <ds:datastoreItem xmlns:ds="http://schemas.openxmlformats.org/officeDocument/2006/customXml" ds:itemID="{11111111-1234-1234-1234-123412341234}">
   <ds:schemaRefs>
     <ds:schemaRef ds:uri="http://customooxmlschemas.google.com/"/>
     <ds:schemaRef ds:uri="http://schemas.openxmlformats.org/officeDocument/2006/relationships"/>
   </ds:schemaRefs>
 </ds:datastoreItem>
-</file>
-
-<file path=customXml/itemProps3.xml><?xml version="1.0" encoding="utf-8"?>
-<ds:datastoreItem xmlns:ds="http://schemas.openxmlformats.org/officeDocument/2006/customXml" ds:itemID="{EC655F36-05E8-4B25-A127-7D5179831AF0}">
-  <ds:schemaRefs>
-    <ds:schemaRef ds:uri="http://schemas.openxmlformats.org/officeDocument/2006/bibliography"/>
-  </ds:schemaRefs>
-</ds:datastoreItem>
 </file>